--- a/templates/tble2mwmhsfMYUVr/模板_菌落总数-测试版本.docx
+++ b/templates/tble2mwmhsfMYUVr/模板_菌落总数-测试版本.docx
@@ -1,6 +1,6 @@
 
 <file path=word/document.xml><?xml version="1.0" encoding="utf-8"?>
-<w:document xmlns:wpc="http://schemas.microsoft.com/office/word/2010/wordprocessingCanvas" xmlns:cx="http://schemas.microsoft.com/office/drawing/2014/chartex" xmlns:cx1="http://schemas.microsoft.com/office/drawing/2015/9/8/chartex" xmlns:cx2="http://schemas.microsoft.com/office/drawing/2015/10/21/chartex" xmlns:cx3="http://schemas.microsoft.com/office/drawing/2016/5/9/chartex" xmlns:cx4="http://schemas.microsoft.com/office/drawing/2016/5/10/chartex" xmlns:cx5="http://schemas.microsoft.com/office/drawing/2016/5/11/chartex" xmlns:cx6="http://schemas.microsoft.com/office/drawing/2016/5/12/chartex" xmlns:cx7="http://schemas.microsoft.com/office/drawing/2016/5/13/chartex" xmlns:cx8="http://schemas.microsoft.com/office/drawing/2016/5/14/chartex" xmlns:mc="http://schemas.openxmlformats.org/markup-compatibility/2006" xmlns:o="urn:schemas-microsoft-com:office:office" xmlns:r="http://schemas.openxmlformats.org/officeDocument/2006/relationships" xmlns:m="http://schemas.openxmlformats.org/officeDocument/2006/math" xmlns:v="urn:schemas-microsoft-com:vml" xmlns:wp14="http://schemas.microsoft.com/office/word/2010/wordprocessingDrawing" xmlns:wp="http://schemas.openxmlformats.org/drawingml/2006/wordprocessingDrawing" xmlns:w="http://schemas.openxmlformats.org/wordprocessingml/2006/main" xmlns:w14="http://schemas.microsoft.com/office/word/2010/wordml" xmlns:w10="urn:schemas-microsoft-com:office:word" xmlns:w15="http://schemas.microsoft.com/office/word/2012/wordml" xmlns:wpg="http://schemas.microsoft.com/office/word/2010/wordprocessingGroup" xmlns:wpi="http://schemas.microsoft.com/office/word/2010/wordprocessingInk" xmlns:wne="http://schemas.microsoft.com/office/word/2006/wordml" xmlns:wps="http://schemas.microsoft.com/office/word/2010/wordprocessingShape" xmlns:wpsCustomData="http://www.wps.cn/officeDocument/2013/wpsCustomData" mc:Ignorable="w14 w15 wp14">
+<w:document xmlns:wpc="http://schemas.microsoft.com/office/word/2010/wordprocessingCanvas" xmlns:cx="http://schemas.microsoft.com/office/drawing/2014/chartex" xmlns:cx1="http://schemas.microsoft.com/office/drawing/2015/9/8/chartex" xmlns:cx2="http://schemas.microsoft.com/office/drawing/2015/10/21/chartex" xmlns:cx3="http://schemas.microsoft.com/office/drawing/2016/5/9/chartex" xmlns:cx4="http://schemas.microsoft.com/office/drawing/2016/5/10/chartex" xmlns:cx5="http://schemas.microsoft.com/office/drawing/2016/5/11/chartex" xmlns:cx6="http://schemas.microsoft.com/office/drawing/2016/5/12/chartex" xmlns:cx7="http://schemas.microsoft.com/office/drawing/2016/5/13/chartex" xmlns:cx8="http://schemas.microsoft.com/office/drawing/2016/5/14/chartex" xmlns:mc="http://schemas.openxmlformats.org/markup-compatibility/2006" xmlns:aink="http://schemas.microsoft.com/office/drawing/2016/ink" xmlns:am3d="http://schemas.microsoft.com/office/drawing/2017/model3d" xmlns:o="urn:schemas-microsoft-com:office:office" xmlns:oel="http://schemas.microsoft.com/office/2019/extlst" xmlns:r="http://schemas.openxmlformats.org/officeDocument/2006/relationships" xmlns:m="http://schemas.openxmlformats.org/officeDocument/2006/math" xmlns:v="urn:schemas-microsoft-com:vml" xmlns:wp14="http://schemas.microsoft.com/office/word/2010/wordprocessingDrawing" xmlns:wp="http://schemas.openxmlformats.org/drawingml/2006/wordprocessingDrawing" xmlns:w10="urn:schemas-microsoft-com:office:word" xmlns:w="http://schemas.openxmlformats.org/wordprocessingml/2006/main" xmlns:w14="http://schemas.microsoft.com/office/word/2010/wordml" xmlns:w15="http://schemas.microsoft.com/office/word/2012/wordml" xmlns:w16cex="http://schemas.microsoft.com/office/word/2018/wordml/cex" xmlns:w16cid="http://schemas.microsoft.com/office/word/2016/wordml/cid" xmlns:w16="http://schemas.microsoft.com/office/word/2018/wordml" xmlns:w16du="http://schemas.microsoft.com/office/word/2023/wordml/word16du" xmlns:w16sdtdh="http://schemas.microsoft.com/office/word/2020/wordml/sdtdatahash" xmlns:w16sdtfl="http://schemas.microsoft.com/office/word/2024/wordml/sdtformatlock" xmlns:w16se="http://schemas.microsoft.com/office/word/2015/wordml/symex" xmlns:wpg="http://schemas.microsoft.com/office/word/2010/wordprocessingGroup" xmlns:wpi="http://schemas.microsoft.com/office/word/2010/wordprocessingInk" xmlns:wne="http://schemas.microsoft.com/office/word/2006/wordml" xmlns:wps="http://schemas.microsoft.com/office/word/2010/wordprocessingShape" mc:Ignorable="w14 w15 w16se w16cid w16 w16cex w16sdtdh w16sdtfl w16du wp14">
   <w:body>
     <w:p>
       <w:pPr>
@@ -12,7 +12,7 @@
       </w:pPr>
       <w:r>
         <w:rPr>
-          <w:rFonts w:hint="eastAsia" w:eastAsia="黑体"/>
+          <w:rFonts w:eastAsia="黑体" w:hint="eastAsia"/>
           <w:sz w:val="48"/>
         </w:rPr>
         <w:t>广东迪美生物技术有限公司</w:t>
@@ -20,12 +20,13 @@
       <w:r>
         <w:rPr>
           <w:rFonts w:eastAsia="黑体"/>
+          <w:noProof/>
           <w:sz w:val="48"/>
         </w:rPr>
         <mc:AlternateContent>
           <mc:Choice Requires="wps">
             <w:drawing>
-              <wp:anchor distT="0" distB="0" distL="114300" distR="114300" simplePos="0" relativeHeight="251659264" behindDoc="0" locked="0" layoutInCell="1" allowOverlap="1">
+              <wp:anchor distT="0" distB="0" distL="114300" distR="114300" simplePos="0" relativeHeight="251659264" behindDoc="0" locked="0" layoutInCell="1" allowOverlap="1" wp14:anchorId="0AC43209" wp14:editId="23C04AFA">
                 <wp:simplePos x="0" y="0"/>
                 <wp:positionH relativeFrom="column">
                   <wp:posOffset>2933700</wp:posOffset>
@@ -37,7 +38,9 @@
                 <wp:effectExtent l="0" t="3810" r="1905" b="3810"/>
                 <wp:wrapNone/>
                 <wp:docPr id="864930507" name="文本框 2"/>
-                <wp:cNvGraphicFramePr/>
+                <wp:cNvGraphicFramePr>
+                  <a:graphicFrameLocks xmlns:a="http://schemas.openxmlformats.org/drawingml/2006/main"/>
+                </wp:cNvGraphicFramePr>
                 <a:graphic xmlns:a="http://schemas.openxmlformats.org/drawingml/2006/main">
                   <a:graphicData uri="http://schemas.microsoft.com/office/word/2010/wordprocessingShape">
                     <wps:wsp>
@@ -63,7 +66,7 @@
                         <w:txbxContent>
                           <w:p>
                             <w:pPr>
-                              <w:ind w:firstLine="720" w:firstLineChars="300"/>
+                              <w:ind w:firstLineChars="300" w:firstLine="720"/>
                               <w:rPr>
                                 <w:sz w:val="24"/>
                               </w:rPr>
@@ -73,11 +76,18 @@
                                 <w:rFonts w:hint="eastAsia"/>
                                 <w:sz w:val="24"/>
                               </w:rPr>
-                              <w:t>NO：</w:t>
+                              <w:t>NO</w:t>
                             </w:r>
                             <w:r>
                               <w:rPr>
-                                <w:rFonts w:hint="eastAsia" w:ascii="宋体" w:hAnsi="宋体"/>
+                                <w:rFonts w:hint="eastAsia"/>
+                                <w:sz w:val="24"/>
+                              </w:rPr>
+                              <w:t>：</w:t>
+                            </w:r>
+                            <w:r>
+                              <w:rPr>
+                                <w:rFonts w:ascii="宋体" w:hAnsi="宋体" w:hint="eastAsia"/>
                               </w:rPr>
                               <w:t>{报告编号}</w:t>
                             </w:r>
@@ -256,16 +266,16 @@
           </mc:Choice>
           <mc:Fallback>
             <w:pict>
-              <v:shape id="文本框 2" o:spid="_x0000_s1026" o:spt="202" type="#_x0000_t202" style="position:absolute;left:0pt;margin-left:231pt;margin-top:-31.2pt;height:23.4pt;width:194.25pt;z-index:251659264;mso-width-relative:page;mso-height-relative:page;" fillcolor="#FFFFFF" filled="t" stroked="f" coordsize="21600,21600" o:gfxdata="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">
-                <v:fill on="t" focussize="0,0"/>
-                <v:stroke on="f"/>
-                <v:imagedata o:title=""/>
-                <o:lock v:ext="edit" aspectratio="f"/>
+              <v:shapetype w14:anchorId="0AC43209" id="_x0000_t202" coordsize="21600,21600" o:spt="202" path="m,l,21600r21600,l21600,xe">
+                <v:stroke joinstyle="miter"/>
+                <v:path gradientshapeok="t" o:connecttype="rect"/>
+              </v:shapetype>
+              <v:shape id="文本框 2" o:spid="_x0000_s1026" type="#_x0000_t202" style="position:absolute;left:0;text-align:left;margin-left:231pt;margin-top:-31.2pt;width:194.25pt;height:23.4pt;z-index:251659264;visibility:visible;mso-wrap-style:square;mso-wrap-distance-left:9pt;mso-wrap-distance-top:0;mso-wrap-distance-right:9pt;mso-wrap-distance-bottom:0;mso-position-horizontal:absolute;mso-position-horizontal-relative:text;mso-position-vertical:absolute;mso-position-vertical-relative:text;v-text-anchor:top" o:gfxdata="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" stroked="f">
                 <v:textbox>
                   <w:txbxContent>
                     <w:p>
                       <w:pPr>
-                        <w:ind w:firstLine="720" w:firstLineChars="300"/>
+                        <w:ind w:firstLineChars="300" w:firstLine="720"/>
                         <w:rPr>
                           <w:sz w:val="24"/>
                         </w:rPr>
@@ -275,11 +285,18 @@
                           <w:rFonts w:hint="eastAsia"/>
                           <w:sz w:val="24"/>
                         </w:rPr>
-                        <w:t>NO：</w:t>
+                        <w:t>NO</w:t>
                       </w:r>
                       <w:r>
                         <w:rPr>
-                          <w:rFonts w:hint="eastAsia" w:ascii="宋体" w:hAnsi="宋体"/>
+                          <w:rFonts w:hint="eastAsia"/>
+                          <w:sz w:val="24"/>
+                        </w:rPr>
+                        <w:t>：</w:t>
+                      </w:r>
+                      <w:r>
+                        <w:rPr>
+                          <w:rFonts w:ascii="宋体" w:hAnsi="宋体" w:hint="eastAsia"/>
                         </w:rPr>
                         <w:t>{报告编号}</w:t>
                       </w:r>
@@ -462,7 +479,7 @@
     </w:p>
     <w:p>
       <w:pPr>
-        <w:ind w:right="357" w:rightChars="170"/>
+        <w:ind w:rightChars="170" w:right="357"/>
         <w:jc w:val="center"/>
         <w:rPr>
           <w:rFonts w:eastAsia="黑体"/>
@@ -477,7 +494,7 @@
       </w:r>
       <w:r>
         <w:rPr>
-          <w:rFonts w:hint="eastAsia" w:eastAsia="黑体"/>
+          <w:rFonts w:eastAsia="黑体" w:hint="eastAsia"/>
         </w:rPr>
         <w:t>DIMEI BIOLOGICAL TECHNOLOGY CO.,LTD</w:t>
       </w:r>
@@ -492,10 +509,80 @@
       </w:pPr>
       <w:r>
         <w:rPr>
-          <w:rFonts w:hint="eastAsia" w:eastAsia="黑体"/>
+          <w:rFonts w:eastAsia="黑体" w:hint="eastAsia"/>
           <w:sz w:val="72"/>
         </w:rPr>
-        <w:t>分 析 检 测 报 告</w:t>
+        <w:t>分</w:t>
+      </w:r>
+      <w:r>
+        <w:rPr>
+          <w:rFonts w:eastAsia="黑体" w:hint="eastAsia"/>
+          <w:sz w:val="72"/>
+        </w:rPr>
+        <w:t xml:space="preserve"> </w:t>
+      </w:r>
+      <w:r>
+        <w:rPr>
+          <w:rFonts w:eastAsia="黑体" w:hint="eastAsia"/>
+          <w:sz w:val="72"/>
+        </w:rPr>
+        <w:t>析</w:t>
+      </w:r>
+      <w:r>
+        <w:rPr>
+          <w:rFonts w:eastAsia="黑体" w:hint="eastAsia"/>
+          <w:sz w:val="72"/>
+        </w:rPr>
+        <w:t xml:space="preserve"> </w:t>
+      </w:r>
+      <w:r>
+        <w:rPr>
+          <w:rFonts w:eastAsia="黑体" w:hint="eastAsia"/>
+          <w:sz w:val="72"/>
+        </w:rPr>
+        <w:t>检</w:t>
+      </w:r>
+      <w:r>
+        <w:rPr>
+          <w:rFonts w:eastAsia="黑体" w:hint="eastAsia"/>
+          <w:sz w:val="72"/>
+        </w:rPr>
+        <w:t xml:space="preserve"> </w:t>
+      </w:r>
+      <w:r>
+        <w:rPr>
+          <w:rFonts w:eastAsia="黑体" w:hint="eastAsia"/>
+          <w:sz w:val="72"/>
+        </w:rPr>
+        <w:t>测</w:t>
+      </w:r>
+      <w:r>
+        <w:rPr>
+          <w:rFonts w:eastAsia="黑体" w:hint="eastAsia"/>
+          <w:sz w:val="72"/>
+        </w:rPr>
+        <w:t xml:space="preserve"> </w:t>
+      </w:r>
+      <w:r>
+        <w:rPr>
+          <w:rFonts w:eastAsia="黑体" w:hint="eastAsia"/>
+          <w:sz w:val="72"/>
+        </w:rPr>
+        <w:t>报</w:t>
+      </w:r>
+      <w:r>
+        <w:rPr>
+          <w:rFonts w:eastAsia="黑体" w:hint="eastAsia"/>
+          <w:sz w:val="72"/>
+        </w:rPr>
+        <w:t xml:space="preserve"> </w:t>
+      </w:r>
+      <w:r>
+        <w:rPr>
+          <w:rFonts w:eastAsia="黑体" w:hint="eastAsia"/>
+          <w:sz w:val="72"/>
+        </w:rPr>
+        <w:t>告</w:t>
       </w:r>
     </w:p>
     <w:p>
@@ -536,7 +623,7 @@
       <w:pPr>
         <w:spacing w:before="120" w:line="240" w:lineRule="exact"/>
         <w:rPr>
-          <w:rFonts w:ascii="宋体" w:hAnsi="宋体"/>
+          <w:rFonts w:ascii="宋体" w:hAnsi="宋体" w:hint="eastAsia"/>
           <w:b/>
           <w:sz w:val="30"/>
           <w:u w:val="single"/>
@@ -547,47 +634,32 @@
       <w:pPr>
         <w:spacing w:before="120" w:line="240" w:lineRule="exact"/>
         <w:rPr>
+          <w:rFonts w:ascii="宋体" w:hAnsi="宋体" w:hint="eastAsia"/>
+          <w:sz w:val="24"/>
+          <w:u w:val="single"/>
+        </w:rPr>
+      </w:pPr>
+      <w:r>
+        <w:rPr>
           <w:rFonts w:ascii="宋体" w:hAnsi="宋体"/>
           <w:sz w:val="24"/>
-          <w:u w:val="single"/>
-        </w:rPr>
-      </w:pPr>
-      <w:r>
-        <w:rPr>
-          <w:rFonts w:ascii="宋体" w:hAnsi="宋体"/>
-          <w:sz w:val="24"/>
         </w:rPr>
         <w:t xml:space="preserve">  </w:t>
       </w:r>
     </w:p>
     <w:tbl>
       <w:tblPr>
-        <w:tblStyle w:val="5"/>
         <w:tblW w:w="0" w:type="auto"/>
-        <w:tblInd w:w="0" w:type="dxa"/>
         <w:tblLayout w:type="fixed"/>
-        <w:tblCellMar>
-          <w:top w:w="0" w:type="dxa"/>
-          <w:left w:w="108" w:type="dxa"/>
-          <w:bottom w:w="0" w:type="dxa"/>
-          <w:right w:w="108" w:type="dxa"/>
-        </w:tblCellMar>
+        <w:tblLook w:val="04A0" w:firstRow="1" w:lastRow="0" w:firstColumn="1" w:lastColumn="0" w:noHBand="0" w:noVBand="1"/>
       </w:tblPr>
       <w:tblGrid>
         <w:gridCol w:w="2235"/>
         <w:gridCol w:w="7727"/>
       </w:tblGrid>
       <w:tr>
-        <w:tblPrEx>
-          <w:tblCellMar>
-            <w:top w:w="0" w:type="dxa"/>
-            <w:left w:w="108" w:type="dxa"/>
-            <w:bottom w:w="0" w:type="dxa"/>
-            <w:right w:w="108" w:type="dxa"/>
-          </w:tblCellMar>
-        </w:tblPrEx>
         <w:trPr>
-          <w:trHeight w:val="104" w:hRule="atLeast"/>
+          <w:trHeight w:val="104"/>
         </w:trPr>
         <w:tc>
           <w:tcPr>
@@ -598,13 +670,13 @@
             <w:pPr>
               <w:spacing w:line="320" w:lineRule="exact"/>
               <w:rPr>
-                <w:rFonts w:ascii="宋体" w:hAnsi="宋体"/>
+                <w:rFonts w:ascii="宋体" w:hAnsi="宋体" w:hint="eastAsia"/>
                 <w:sz w:val="28"/>
               </w:rPr>
             </w:pPr>
             <w:r>
               <w:rPr>
-                <w:rFonts w:hint="eastAsia" w:ascii="宋体" w:hAnsi="宋体"/>
+                <w:rFonts w:ascii="宋体" w:hAnsi="宋体" w:hint="eastAsia"/>
                 <w:sz w:val="30"/>
               </w:rPr>
               <w:t>样 品 名 称：</w:t>
@@ -615,7 +687,7 @@
           <w:tcPr>
             <w:tcW w:w="7727" w:type="dxa"/>
             <w:tcBorders>
-              <w:bottom w:val="single" w:color="auto" w:sz="4" w:space="0"/>
+              <w:bottom w:val="single" w:sz="4" w:space="0" w:color="auto"/>
             </w:tcBorders>
           </w:tcPr>
           <w:p>
@@ -623,14 +695,14 @@
               <w:spacing w:line="320" w:lineRule="exact"/>
               <w:jc w:val="center"/>
               <w:rPr>
-                <w:rFonts w:ascii="宋体" w:hAnsi="宋体"/>
+                <w:rFonts w:ascii="宋体" w:hAnsi="宋体" w:hint="eastAsia"/>
                 <w:sz w:val="30"/>
                 <w:szCs w:val="30"/>
               </w:rPr>
             </w:pPr>
             <w:r>
               <w:rPr>
-                <w:rFonts w:hint="eastAsia" w:ascii="宋体" w:hAnsi="宋体"/>
+                <w:rFonts w:ascii="宋体" w:hAnsi="宋体" w:hint="eastAsia"/>
                 <w:sz w:val="30"/>
                 <w:szCs w:val="30"/>
               </w:rPr>
@@ -640,14 +712,6 @@
         </w:tc>
       </w:tr>
       <w:tr>
-        <w:tblPrEx>
-          <w:tblCellMar>
-            <w:top w:w="0" w:type="dxa"/>
-            <w:left w:w="108" w:type="dxa"/>
-            <w:bottom w:w="0" w:type="dxa"/>
-            <w:right w:w="108" w:type="dxa"/>
-          </w:tblCellMar>
-        </w:tblPrEx>
         <w:tc>
           <w:tcPr>
             <w:tcW w:w="2235" w:type="dxa"/>
@@ -657,13 +721,13 @@
             <w:pPr>
               <w:spacing w:line="320" w:lineRule="exact"/>
               <w:rPr>
-                <w:rFonts w:ascii="宋体" w:hAnsi="宋体"/>
+                <w:rFonts w:ascii="宋体" w:hAnsi="宋体" w:hint="eastAsia"/>
                 <w:sz w:val="28"/>
               </w:rPr>
             </w:pPr>
             <w:r>
               <w:rPr>
-                <w:rFonts w:hint="eastAsia" w:ascii="宋体" w:hAnsi="宋体"/>
+                <w:rFonts w:ascii="宋体" w:hAnsi="宋体" w:hint="eastAsia"/>
                 <w:sz w:val="24"/>
               </w:rPr>
               <w:t>Name of Sample</w:t>
@@ -674,7 +738,7 @@
           <w:tcPr>
             <w:tcW w:w="7727" w:type="dxa"/>
             <w:tcBorders>
-              <w:top w:val="single" w:color="auto" w:sz="4" w:space="0"/>
+              <w:top w:val="single" w:sz="4" w:space="0" w:color="auto"/>
             </w:tcBorders>
           </w:tcPr>
           <w:p>
@@ -682,7 +746,7 @@
               <w:spacing w:line="320" w:lineRule="exact"/>
               <w:jc w:val="center"/>
               <w:rPr>
-                <w:rFonts w:ascii="宋体" w:hAnsi="宋体"/>
+                <w:rFonts w:ascii="宋体" w:hAnsi="宋体" w:hint="eastAsia"/>
                 <w:sz w:val="28"/>
               </w:rPr>
             </w:pPr>
@@ -695,7 +759,7 @@
         <w:spacing w:line="320" w:lineRule="exact"/>
         <w:jc w:val="center"/>
         <w:rPr>
-          <w:rFonts w:ascii="宋体" w:hAnsi="宋体"/>
+          <w:rFonts w:ascii="宋体" w:hAnsi="宋体" w:hint="eastAsia"/>
           <w:sz w:val="28"/>
         </w:rPr>
       </w:pPr>
@@ -722,7 +786,7 @@
       <w:pPr>
         <w:spacing w:before="120" w:line="240" w:lineRule="exact"/>
         <w:rPr>
-          <w:rFonts w:ascii="宋体" w:hAnsi="宋体"/>
+          <w:rFonts w:ascii="宋体" w:hAnsi="宋体" w:hint="eastAsia"/>
           <w:bCs/>
           <w:sz w:val="24"/>
           <w:u w:val="single"/>
@@ -731,30 +795,15 @@
     </w:p>
     <w:tbl>
       <w:tblPr>
-        <w:tblStyle w:val="5"/>
         <w:tblW w:w="0" w:type="auto"/>
-        <w:tblInd w:w="0" w:type="dxa"/>
         <w:tblLayout w:type="fixed"/>
-        <w:tblCellMar>
-          <w:top w:w="0" w:type="dxa"/>
-          <w:left w:w="108" w:type="dxa"/>
-          <w:bottom w:w="0" w:type="dxa"/>
-          <w:right w:w="108" w:type="dxa"/>
-        </w:tblCellMar>
+        <w:tblLook w:val="04A0" w:firstRow="1" w:lastRow="0" w:firstColumn="1" w:lastColumn="0" w:noHBand="0" w:noVBand="1"/>
       </w:tblPr>
       <w:tblGrid>
         <w:gridCol w:w="2235"/>
         <w:gridCol w:w="7727"/>
       </w:tblGrid>
       <w:tr>
-        <w:tblPrEx>
-          <w:tblCellMar>
-            <w:top w:w="0" w:type="dxa"/>
-            <w:left w:w="108" w:type="dxa"/>
-            <w:bottom w:w="0" w:type="dxa"/>
-            <w:right w:w="108" w:type="dxa"/>
-          </w:tblCellMar>
-        </w:tblPrEx>
         <w:tc>
           <w:tcPr>
             <w:tcW w:w="2235" w:type="dxa"/>
@@ -764,13 +813,13 @@
             <w:pPr>
               <w:spacing w:line="320" w:lineRule="exact"/>
               <w:rPr>
-                <w:rFonts w:ascii="宋体" w:hAnsi="宋体"/>
+                <w:rFonts w:ascii="宋体" w:hAnsi="宋体" w:hint="eastAsia"/>
                 <w:sz w:val="28"/>
               </w:rPr>
             </w:pPr>
             <w:r>
               <w:rPr>
-                <w:rFonts w:hint="eastAsia" w:ascii="宋体" w:hAnsi="宋体"/>
+                <w:rFonts w:ascii="宋体" w:hAnsi="宋体" w:hint="eastAsia"/>
                 <w:sz w:val="30"/>
               </w:rPr>
               <w:t>送 样 单 位：</w:t>
@@ -781,39 +830,31 @@
           <w:tcPr>
             <w:tcW w:w="7727" w:type="dxa"/>
             <w:tcBorders>
-              <w:bottom w:val="single" w:color="auto" w:sz="4" w:space="0"/>
+              <w:bottom w:val="single" w:sz="4" w:space="0" w:color="auto"/>
             </w:tcBorders>
           </w:tcPr>
           <w:p>
             <w:pPr>
               <w:spacing w:line="320" w:lineRule="exact"/>
               <w:jc w:val="center"/>
+              <w:rPr>
+                <w:rFonts w:ascii="宋体" w:hAnsi="宋体" w:hint="eastAsia"/>
+                <w:sz w:val="30"/>
+                <w:szCs w:val="30"/>
+              </w:rPr>
+            </w:pPr>
+            <w:r>
               <w:rPr>
                 <w:rFonts w:ascii="宋体" w:hAnsi="宋体"/>
                 <w:sz w:val="30"/>
                 <w:szCs w:val="30"/>
               </w:rPr>
-            </w:pPr>
-            <w:r>
-              <w:rPr>
-                <w:rFonts w:ascii="宋体" w:hAnsi="宋体"/>
-                <w:sz w:val="30"/>
-                <w:szCs w:val="30"/>
-              </w:rPr>
               <w:t>{送样单位}</w:t>
             </w:r>
           </w:p>
         </w:tc>
       </w:tr>
       <w:tr>
-        <w:tblPrEx>
-          <w:tblCellMar>
-            <w:top w:w="0" w:type="dxa"/>
-            <w:left w:w="108" w:type="dxa"/>
-            <w:bottom w:w="0" w:type="dxa"/>
-            <w:right w:w="108" w:type="dxa"/>
-          </w:tblCellMar>
-        </w:tblPrEx>
         <w:tc>
           <w:tcPr>
             <w:tcW w:w="2235" w:type="dxa"/>
@@ -823,13 +864,13 @@
             <w:pPr>
               <w:spacing w:line="320" w:lineRule="exact"/>
               <w:rPr>
-                <w:rFonts w:ascii="宋体" w:hAnsi="宋体"/>
+                <w:rFonts w:ascii="宋体" w:hAnsi="宋体" w:hint="eastAsia"/>
                 <w:sz w:val="28"/>
               </w:rPr>
             </w:pPr>
             <w:r>
               <w:rPr>
-                <w:rFonts w:hint="eastAsia" w:ascii="宋体" w:hAnsi="宋体"/>
+                <w:rFonts w:ascii="宋体" w:hAnsi="宋体" w:hint="eastAsia"/>
                 <w:sz w:val="24"/>
               </w:rPr>
               <w:t>Customer</w:t>
@@ -840,7 +881,7 @@
           <w:tcPr>
             <w:tcW w:w="7727" w:type="dxa"/>
             <w:tcBorders>
-              <w:top w:val="single" w:color="auto" w:sz="4" w:space="0"/>
+              <w:top w:val="single" w:sz="4" w:space="0" w:color="auto"/>
             </w:tcBorders>
           </w:tcPr>
           <w:p>
@@ -848,7 +889,7 @@
               <w:spacing w:line="320" w:lineRule="exact"/>
               <w:jc w:val="center"/>
               <w:rPr>
-                <w:rFonts w:ascii="宋体" w:hAnsi="宋体"/>
+                <w:rFonts w:ascii="宋体" w:hAnsi="宋体" w:hint="eastAsia"/>
                 <w:sz w:val="28"/>
               </w:rPr>
             </w:pPr>
@@ -861,7 +902,7 @@
         <w:spacing w:before="120" w:line="240" w:lineRule="exact"/>
         <w:jc w:val="center"/>
         <w:rPr>
-          <w:rFonts w:ascii="宋体" w:hAnsi="宋体"/>
+          <w:rFonts w:ascii="宋体" w:hAnsi="宋体" w:hint="eastAsia"/>
           <w:bCs/>
           <w:sz w:val="28"/>
         </w:rPr>
@@ -894,7 +935,7 @@
       </w:pPr>
       <w:r>
         <w:rPr>
-          <w:rFonts w:hint="eastAsia" w:ascii="黑体" w:eastAsia="黑体"/>
+          <w:rFonts w:ascii="黑体" w:eastAsia="黑体" w:hint="eastAsia"/>
           <w:sz w:val="24"/>
         </w:rPr>
         <w:t xml:space="preserve"> </w:t>
@@ -923,27 +964,27 @@
         <w:spacing w:before="120" w:line="240" w:lineRule="exact"/>
         <w:jc w:val="left"/>
         <w:rPr>
+          <w:rFonts w:ascii="宋体" w:hAnsi="宋体" w:hint="eastAsia"/>
+          <w:sz w:val="28"/>
+        </w:rPr>
+      </w:pPr>
+      <w:r>
+        <w:rPr>
+          <w:rFonts w:ascii="宋体" w:hAnsi="宋体" w:hint="eastAsia"/>
+          <w:sz w:val="28"/>
+        </w:rPr>
+        <w:t xml:space="preserve">地 </w:t>
+      </w:r>
+      <w:r>
+        <w:rPr>
           <w:rFonts w:ascii="宋体" w:hAnsi="宋体"/>
           <w:sz w:val="28"/>
         </w:rPr>
-      </w:pPr>
-      <w:r>
-        <w:rPr>
-          <w:rFonts w:hint="eastAsia" w:ascii="宋体" w:hAnsi="宋体"/>
-          <w:sz w:val="28"/>
-        </w:rPr>
-        <w:t xml:space="preserve">地 </w:t>
-      </w:r>
-      <w:r>
-        <w:rPr>
-          <w:rFonts w:ascii="宋体" w:hAnsi="宋体"/>
-          <w:sz w:val="28"/>
-        </w:rPr>
         <w:t xml:space="preserve">  </w:t>
       </w:r>
       <w:r>
         <w:rPr>
-          <w:rFonts w:hint="eastAsia" w:ascii="宋体" w:hAnsi="宋体"/>
+          <w:rFonts w:ascii="宋体" w:hAnsi="宋体" w:hint="eastAsia"/>
           <w:sz w:val="28"/>
         </w:rPr>
         <w:t xml:space="preserve"> 址:   广东省广州市黄埔区瑞和路39号F1栋501房</w:t>
@@ -952,10 +993,10 @@
     <w:p>
       <w:pPr>
         <w:spacing w:before="120" w:line="240" w:lineRule="exact"/>
-        <w:ind w:left="1680" w:hanging="1680" w:hangingChars="600"/>
+        <w:ind w:left="1680" w:hangingChars="600" w:hanging="1680"/>
         <w:jc w:val="left"/>
         <w:rPr>
-          <w:rFonts w:ascii="宋体" w:hAnsi="宋体"/>
+          <w:rFonts w:ascii="宋体" w:hAnsi="宋体" w:hint="eastAsia"/>
           <w:sz w:val="28"/>
         </w:rPr>
       </w:pPr>
@@ -972,28 +1013,75 @@
         <w:spacing w:before="120" w:line="240" w:lineRule="exact"/>
         <w:jc w:val="left"/>
         <w:rPr>
+          <w:rFonts w:ascii="宋体" w:hAnsi="宋体" w:hint="eastAsia"/>
+          <w:spacing w:val="40"/>
+          <w:sz w:val="28"/>
+        </w:rPr>
+      </w:pPr>
+      <w:r>
+        <w:rPr>
+          <w:rFonts w:ascii="宋体" w:hAnsi="宋体" w:hint="eastAsia"/>
+          <w:sz w:val="28"/>
+        </w:rPr>
+        <w:t xml:space="preserve">邮政编码:  </w:t>
+      </w:r>
+      <w:r>
+        <w:rPr>
+          <w:rFonts w:ascii="宋体" w:hAnsi="宋体"/>
+          <w:sz w:val="28"/>
+        </w:rPr>
+        <w:t xml:space="preserve"> </w:t>
+      </w:r>
+      <w:r>
+        <w:rPr>
+          <w:rFonts w:ascii="宋体" w:hAnsi="宋体" w:hint="eastAsia"/>
+          <w:spacing w:val="40"/>
+          <w:sz w:val="28"/>
+        </w:rPr>
+        <w:t>510</w:t>
+      </w:r>
+      <w:r>
+        <w:rPr>
           <w:rFonts w:ascii="宋体" w:hAnsi="宋体"/>
           <w:spacing w:val="40"/>
           <w:sz w:val="28"/>
         </w:rPr>
+        <w:t>535</w:t>
+      </w:r>
+    </w:p>
+    <w:p>
+      <w:pPr>
+        <w:spacing w:before="120" w:line="240" w:lineRule="exact"/>
+        <w:jc w:val="left"/>
+        <w:rPr>
+          <w:rFonts w:ascii="宋体" w:hAnsi="宋体" w:hint="eastAsia"/>
+          <w:sz w:val="28"/>
+        </w:rPr>
       </w:pPr>
       <w:r>
         <w:rPr>
-          <w:rFonts w:hint="eastAsia" w:ascii="宋体" w:hAnsi="宋体"/>
+          <w:rFonts w:ascii="宋体" w:hAnsi="宋体" w:hint="eastAsia"/>
           <w:sz w:val="28"/>
         </w:rPr>
-        <w:t xml:space="preserve">邮政编码:  </w:t>
+        <w:t>P</w:t>
       </w:r>
       <w:r>
         <w:rPr>
           <w:rFonts w:ascii="宋体" w:hAnsi="宋体"/>
           <w:sz w:val="28"/>
         </w:rPr>
-        <w:t xml:space="preserve"> </w:t>
-      </w:r>
-      <w:r>
-        <w:rPr>
-          <w:rFonts w:hint="eastAsia" w:ascii="宋体" w:hAnsi="宋体"/>
+        <w:t xml:space="preserve">ostcode: </w:t>
+      </w:r>
+      <w:r>
+        <w:rPr>
+          <w:rFonts w:ascii="宋体" w:hAnsi="宋体" w:hint="eastAsia"/>
+          <w:sz w:val="28"/>
+        </w:rPr>
+        <w:t xml:space="preserve">  </w:t>
+      </w:r>
+      <w:r>
+        <w:rPr>
+          <w:rFonts w:ascii="宋体" w:hAnsi="宋体" w:hint="eastAsia"/>
           <w:spacing w:val="40"/>
           <w:sz w:val="28"/>
         </w:rPr>
@@ -1010,141 +1098,92 @@
     </w:p>
     <w:p>
       <w:pPr>
-        <w:spacing w:before="120" w:line="240" w:lineRule="exact"/>
-        <w:jc w:val="left"/>
+        <w:spacing w:before="120" w:line="460" w:lineRule="exact"/>
+        <w:rPr>
+          <w:rFonts w:ascii="宋体" w:hAnsi="宋体" w:hint="eastAsia"/>
+          <w:sz w:val="28"/>
+        </w:rPr>
+      </w:pPr>
+      <w:r>
+        <w:rPr>
+          <w:rFonts w:ascii="宋体" w:hAnsi="宋体" w:hint="eastAsia"/>
+          <w:sz w:val="28"/>
+        </w:rPr>
+        <w:t>电 话:  (020)87688093 37656677</w:t>
+      </w:r>
+    </w:p>
+    <w:p>
+      <w:pPr>
+        <w:spacing w:line="460" w:lineRule="exact"/>
+        <w:rPr>
+          <w:rFonts w:ascii="宋体" w:hAnsi="宋体" w:hint="eastAsia"/>
+          <w:sz w:val="28"/>
+        </w:rPr>
+      </w:pPr>
+      <w:r>
+        <w:rPr>
+          <w:rFonts w:ascii="宋体" w:hAnsi="宋体" w:hint="eastAsia"/>
+          <w:sz w:val="28"/>
+        </w:rPr>
+        <w:t>传 真:  (020)87685989</w:t>
+      </w:r>
+    </w:p>
+    <w:p>
+      <w:pPr>
+        <w:spacing w:line="460" w:lineRule="exact"/>
+        <w:rPr>
+          <w:rFonts w:ascii="宋体" w:hAnsi="宋体" w:hint="eastAsia"/>
+          <w:sz w:val="28"/>
+        </w:rPr>
+      </w:pPr>
+    </w:p>
+    <w:p>
+      <w:pPr>
+        <w:spacing w:line="460" w:lineRule="exact"/>
+        <w:rPr>
+          <w:rFonts w:ascii="宋体" w:hAnsi="宋体" w:hint="eastAsia"/>
+          <w:sz w:val="28"/>
+        </w:rPr>
+      </w:pPr>
+    </w:p>
+    <w:p>
+      <w:pPr>
+        <w:spacing w:line="460" w:lineRule="exact"/>
+        <w:rPr>
+          <w:rFonts w:ascii="宋体" w:hAnsi="宋体" w:hint="eastAsia"/>
+          <w:sz w:val="28"/>
+        </w:rPr>
+      </w:pPr>
+    </w:p>
+    <w:p>
+      <w:pPr>
+        <w:spacing w:line="460" w:lineRule="exact"/>
+        <w:rPr>
+          <w:rFonts w:ascii="宋体" w:hAnsi="宋体" w:hint="eastAsia"/>
+          <w:sz w:val="28"/>
+        </w:rPr>
+      </w:pPr>
+    </w:p>
+    <w:p>
+      <w:pPr>
+        <w:rPr>
+          <w:rFonts w:ascii="宋体" w:hAnsi="宋体" w:hint="eastAsia"/>
+          <w:sz w:val="28"/>
+        </w:rPr>
+      </w:pPr>
+      <w:r>
         <w:rPr>
           <w:rFonts w:ascii="宋体" w:hAnsi="宋体"/>
           <w:sz w:val="28"/>
         </w:rPr>
-      </w:pPr>
-      <w:r>
-        <w:rPr>
-          <w:rFonts w:hint="eastAsia" w:ascii="宋体" w:hAnsi="宋体"/>
-          <w:sz w:val="28"/>
-        </w:rPr>
-        <w:t>P</w:t>
-      </w:r>
-      <w:r>
-        <w:rPr>
-          <w:rFonts w:ascii="宋体" w:hAnsi="宋体"/>
-          <w:sz w:val="28"/>
-        </w:rPr>
-        <w:t xml:space="preserve">ostcode: </w:t>
-      </w:r>
-      <w:r>
-        <w:rPr>
-          <w:rFonts w:hint="eastAsia" w:ascii="宋体" w:hAnsi="宋体"/>
-          <w:sz w:val="28"/>
-        </w:rPr>
-        <w:t xml:space="preserve">  </w:t>
-      </w:r>
-      <w:r>
-        <w:rPr>
-          <w:rFonts w:hint="eastAsia" w:ascii="宋体" w:hAnsi="宋体"/>
-          <w:spacing w:val="40"/>
-          <w:sz w:val="28"/>
-        </w:rPr>
-        <w:t>510</w:t>
-      </w:r>
-      <w:r>
-        <w:rPr>
-          <w:rFonts w:ascii="宋体" w:hAnsi="宋体"/>
-          <w:spacing w:val="40"/>
-          <w:sz w:val="28"/>
-        </w:rPr>
-        <w:t>535</w:t>
-      </w:r>
-    </w:p>
-    <w:p>
-      <w:pPr>
-        <w:spacing w:before="120" w:line="460" w:lineRule="exact"/>
-        <w:rPr>
-          <w:rFonts w:ascii="宋体" w:hAnsi="宋体"/>
-          <w:sz w:val="28"/>
-        </w:rPr>
-      </w:pPr>
-      <w:r>
-        <w:rPr>
-          <w:rFonts w:hint="eastAsia" w:ascii="宋体" w:hAnsi="宋体"/>
-          <w:sz w:val="28"/>
-        </w:rPr>
-        <w:t>电 话:  (020)87688093 37656677</w:t>
+        <w:br w:type="page"/>
       </w:r>
     </w:p>
     <w:p>
       <w:pPr>
         <w:spacing w:line="460" w:lineRule="exact"/>
         <w:rPr>
-          <w:rFonts w:ascii="宋体" w:hAnsi="宋体"/>
-          <w:sz w:val="28"/>
-        </w:rPr>
-      </w:pPr>
-      <w:r>
-        <w:rPr>
-          <w:rFonts w:hint="eastAsia" w:ascii="宋体" w:hAnsi="宋体"/>
-          <w:sz w:val="28"/>
-        </w:rPr>
-        <w:t>传 真:  (020)87685989</w:t>
-      </w:r>
-    </w:p>
-    <w:p>
-      <w:pPr>
-        <w:spacing w:line="460" w:lineRule="exact"/>
-        <w:rPr>
-          <w:rFonts w:ascii="宋体" w:hAnsi="宋体"/>
-          <w:sz w:val="28"/>
-        </w:rPr>
-      </w:pPr>
-    </w:p>
-    <w:p>
-      <w:pPr>
-        <w:spacing w:line="460" w:lineRule="exact"/>
-        <w:rPr>
-          <w:rFonts w:ascii="宋体" w:hAnsi="宋体"/>
-          <w:sz w:val="28"/>
-        </w:rPr>
-      </w:pPr>
-    </w:p>
-    <w:p>
-      <w:pPr>
-        <w:spacing w:line="460" w:lineRule="exact"/>
-        <w:rPr>
-          <w:rFonts w:ascii="宋体" w:hAnsi="宋体"/>
-          <w:sz w:val="28"/>
-        </w:rPr>
-      </w:pPr>
-    </w:p>
-    <w:p>
-      <w:pPr>
-        <w:spacing w:line="460" w:lineRule="exact"/>
-        <w:rPr>
-          <w:rFonts w:ascii="宋体" w:hAnsi="宋体"/>
-          <w:sz w:val="28"/>
-        </w:rPr>
-      </w:pPr>
-    </w:p>
-    <w:p>
-      <w:pPr>
-        <w:rPr>
-          <w:rFonts w:ascii="宋体" w:hAnsi="宋体"/>
-          <w:sz w:val="28"/>
-        </w:rPr>
-      </w:pPr>
-      <w:bookmarkStart w:id="0" w:name="_GoBack"/>
-      <w:bookmarkEnd w:id="0"/>
-      <w:r>
-        <w:rPr>
-          <w:rFonts w:ascii="宋体" w:hAnsi="宋体"/>
-          <w:sz w:val="28"/>
-        </w:rPr>
-        <w:br w:type="page"/>
-      </w:r>
-    </w:p>
-    <w:p>
-      <w:pPr>
-        <w:spacing w:line="460" w:lineRule="exact"/>
-        <w:rPr>
-          <w:rFonts w:ascii="宋体" w:hAnsi="宋体"/>
+          <w:rFonts w:ascii="宋体" w:hAnsi="宋体" w:hint="eastAsia"/>
           <w:sz w:val="28"/>
         </w:rPr>
       </w:pPr>
@@ -1176,26 +1215,25 @@
       </w:pPr>
       <w:r>
         <w:rPr>
-          <w:rFonts w:hint="eastAsia" w:ascii="宋体"/>
+          <w:rFonts w:ascii="宋体" w:hint="eastAsia"/>
         </w:rPr>
         <w:t>NO：</w:t>
       </w:r>
       <w:r>
         <w:rPr>
-          <w:rFonts w:hint="eastAsia" w:ascii="宋体"/>
-          <w:lang w:val="en-US" w:eastAsia="zh-CN"/>
+          <w:rFonts w:ascii="宋体" w:hint="eastAsia"/>
         </w:rPr>
         <w:tab/>
       </w:r>
       <w:r>
         <w:rPr>
-          <w:rFonts w:hint="eastAsia" w:ascii="宋体" w:hAnsi="宋体"/>
+          <w:rFonts w:ascii="宋体" w:hAnsi="宋体" w:hint="eastAsia"/>
         </w:rPr>
         <w:t>{报告编号}</w:t>
       </w:r>
       <w:r>
         <w:rPr>
-          <w:rFonts w:hint="eastAsia" w:ascii="宋体"/>
+          <w:rFonts w:ascii="宋体" w:hint="eastAsia"/>
         </w:rPr>
         <w:t>号</w:t>
       </w:r>
@@ -1237,16 +1275,9 @@
     </w:p>
     <w:tbl>
       <w:tblPr>
-        <w:tblStyle w:val="5"/>
         <w:tblW w:w="9962" w:type="dxa"/>
-        <w:tblInd w:w="0" w:type="dxa"/>
         <w:tblLayout w:type="fixed"/>
-        <w:tblCellMar>
-          <w:top w:w="0" w:type="dxa"/>
-          <w:left w:w="108" w:type="dxa"/>
-          <w:bottom w:w="0" w:type="dxa"/>
-          <w:right w:w="108" w:type="dxa"/>
-        </w:tblCellMar>
+        <w:tblLook w:val="04A0" w:firstRow="1" w:lastRow="0" w:firstColumn="1" w:lastColumn="0" w:noHBand="0" w:noVBand="1"/>
       </w:tblPr>
       <w:tblGrid>
         <w:gridCol w:w="1245"/>
@@ -1260,16 +1291,8 @@
         <w:gridCol w:w="3032"/>
       </w:tblGrid>
       <w:tr>
-        <w:tblPrEx>
-          <w:tblCellMar>
-            <w:top w:w="0" w:type="dxa"/>
-            <w:left w:w="108" w:type="dxa"/>
-            <w:bottom w:w="0" w:type="dxa"/>
-            <w:right w:w="108" w:type="dxa"/>
-          </w:tblCellMar>
-        </w:tblPrEx>
         <w:trPr>
-          <w:trHeight w:val="193" w:hRule="atLeast"/>
+          <w:trHeight w:val="193"/>
         </w:trPr>
         <w:tc>
           <w:tcPr>
@@ -1286,7 +1309,7 @@
             </w:pPr>
             <w:r>
               <w:rPr>
-                <w:rFonts w:hint="eastAsia" w:ascii="宋体"/>
+                <w:rFonts w:ascii="宋体" w:hint="eastAsia"/>
                 <w:b/>
                 <w:sz w:val="24"/>
               </w:rPr>
@@ -1299,14 +1322,14 @@
             <w:tcW w:w="3720" w:type="dxa"/>
             <w:gridSpan w:val="3"/>
             <w:tcBorders>
-              <w:bottom w:val="single" w:color="auto" w:sz="4" w:space="0"/>
+              <w:bottom w:val="single" w:sz="4" w:space="0" w:color="auto"/>
             </w:tcBorders>
           </w:tcPr>
           <w:p>
             <w:pPr>
               <w:jc w:val="center"/>
               <w:rPr>
-                <w:rFonts w:ascii="宋体" w:hAnsi="宋体"/>
+                <w:rFonts w:ascii="宋体" w:hAnsi="宋体" w:hint="eastAsia"/>
                 <w:sz w:val="24"/>
               </w:rPr>
             </w:pPr>
@@ -1334,7 +1357,7 @@
             </w:pPr>
             <w:r>
               <w:rPr>
-                <w:rFonts w:hint="eastAsia" w:ascii="宋体"/>
+                <w:rFonts w:ascii="宋体" w:hint="eastAsia"/>
                 <w:b/>
                 <w:sz w:val="24"/>
               </w:rPr>
@@ -1346,14 +1369,14 @@
           <w:tcPr>
             <w:tcW w:w="3032" w:type="dxa"/>
             <w:tcBorders>
-              <w:bottom w:val="single" w:color="auto" w:sz="4" w:space="0"/>
+              <w:bottom w:val="single" w:sz="4" w:space="0" w:color="auto"/>
             </w:tcBorders>
           </w:tcPr>
           <w:p>
             <w:pPr>
               <w:jc w:val="center"/>
               <w:rPr>
-                <w:rFonts w:ascii="宋体" w:hAnsi="宋体"/>
+                <w:rFonts w:ascii="宋体" w:hAnsi="宋体" w:hint="eastAsia"/>
                 <w:sz w:val="24"/>
               </w:rPr>
             </w:pPr>
@@ -1368,16 +1391,8 @@
         </w:tc>
       </w:tr>
       <w:tr>
-        <w:tblPrEx>
-          <w:tblCellMar>
-            <w:top w:w="0" w:type="dxa"/>
-            <w:left w:w="108" w:type="dxa"/>
-            <w:bottom w:w="0" w:type="dxa"/>
-            <w:right w:w="108" w:type="dxa"/>
-          </w:tblCellMar>
-        </w:tblPrEx>
         <w:trPr>
-          <w:trHeight w:val="70" w:hRule="atLeast"/>
+          <w:trHeight w:val="70"/>
         </w:trPr>
         <w:tc>
           <w:tcPr>
@@ -1443,14 +1458,6 @@
         </w:tc>
       </w:tr>
       <w:tr>
-        <w:tblPrEx>
-          <w:tblCellMar>
-            <w:top w:w="0" w:type="dxa"/>
-            <w:left w:w="108" w:type="dxa"/>
-            <w:bottom w:w="0" w:type="dxa"/>
-            <w:right w:w="108" w:type="dxa"/>
-          </w:tblCellMar>
-        </w:tblPrEx>
         <w:tc>
           <w:tcPr>
             <w:tcW w:w="1245" w:type="dxa"/>
@@ -1465,7 +1472,7 @@
             </w:pPr>
             <w:r>
               <w:rPr>
-                <w:rFonts w:hint="eastAsia" w:ascii="宋体"/>
+                <w:rFonts w:ascii="宋体" w:hint="eastAsia"/>
                 <w:b/>
                 <w:sz w:val="24"/>
               </w:rPr>
@@ -1478,14 +1485,14 @@
             <w:tcW w:w="3735" w:type="dxa"/>
             <w:gridSpan w:val="4"/>
             <w:tcBorders>
-              <w:bottom w:val="single" w:color="auto" w:sz="4" w:space="0"/>
+              <w:bottom w:val="single" w:sz="4" w:space="0" w:color="auto"/>
             </w:tcBorders>
           </w:tcPr>
           <w:p>
             <w:pPr>
               <w:jc w:val="center"/>
               <w:rPr>
-                <w:rFonts w:ascii="宋体" w:hAnsi="宋体"/>
+                <w:rFonts w:ascii="宋体" w:hAnsi="宋体" w:hint="eastAsia"/>
                 <w:sz w:val="24"/>
               </w:rPr>
             </w:pPr>
@@ -1513,7 +1520,7 @@
             </w:pPr>
             <w:r>
               <w:rPr>
-                <w:rFonts w:hint="eastAsia" w:ascii="宋体"/>
+                <w:rFonts w:ascii="宋体" w:hint="eastAsia"/>
                 <w:b/>
                 <w:sz w:val="24"/>
               </w:rPr>
@@ -1526,14 +1533,14 @@
             <w:tcW w:w="3737" w:type="dxa"/>
             <w:gridSpan w:val="2"/>
             <w:tcBorders>
-              <w:bottom w:val="single" w:color="auto" w:sz="4" w:space="0"/>
+              <w:bottom w:val="single" w:sz="4" w:space="0" w:color="auto"/>
             </w:tcBorders>
           </w:tcPr>
           <w:p>
             <w:pPr>
               <w:jc w:val="center"/>
               <w:rPr>
-                <w:rFonts w:ascii="宋体" w:hAnsi="宋体"/>
+                <w:rFonts w:ascii="宋体" w:hAnsi="宋体" w:hint="eastAsia"/>
                 <w:sz w:val="24"/>
               </w:rPr>
             </w:pPr>
@@ -1548,16 +1555,8 @@
         </w:tc>
       </w:tr>
       <w:tr>
-        <w:tblPrEx>
-          <w:tblCellMar>
-            <w:top w:w="0" w:type="dxa"/>
-            <w:left w:w="108" w:type="dxa"/>
-            <w:bottom w:w="0" w:type="dxa"/>
-            <w:right w:w="108" w:type="dxa"/>
-          </w:tblCellMar>
-        </w:tblPrEx>
         <w:trPr>
-          <w:trHeight w:val="70" w:hRule="atLeast"/>
+          <w:trHeight w:val="70"/>
         </w:trPr>
         <w:tc>
           <w:tcPr>
@@ -1610,14 +1609,6 @@
         </w:tc>
       </w:tr>
       <w:tr>
-        <w:tblPrEx>
-          <w:tblCellMar>
-            <w:top w:w="0" w:type="dxa"/>
-            <w:left w:w="108" w:type="dxa"/>
-            <w:bottom w:w="0" w:type="dxa"/>
-            <w:right w:w="108" w:type="dxa"/>
-          </w:tblCellMar>
-        </w:tblPrEx>
         <w:tc>
           <w:tcPr>
             <w:tcW w:w="1260" w:type="dxa"/>
@@ -1633,7 +1624,7 @@
             </w:pPr>
             <w:r>
               <w:rPr>
-                <w:rFonts w:hint="eastAsia" w:ascii="宋体"/>
+                <w:rFonts w:ascii="宋体" w:hint="eastAsia"/>
                 <w:b/>
                 <w:sz w:val="24"/>
               </w:rPr>
@@ -1646,7 +1637,7 @@
             <w:tcW w:w="3720" w:type="dxa"/>
             <w:gridSpan w:val="3"/>
             <w:tcBorders>
-              <w:bottom w:val="single" w:color="auto" w:sz="4" w:space="0"/>
+              <w:bottom w:val="single" w:sz="4" w:space="0" w:color="auto"/>
             </w:tcBorders>
           </w:tcPr>
           <w:p>
@@ -1666,7 +1657,7 @@
             </w:r>
             <w:r>
               <w:rPr>
-                <w:rFonts w:hint="eastAsia" w:ascii="宋体" w:hAnsi="宋体"/>
+                <w:rFonts w:ascii="宋体" w:hAnsi="宋体" w:hint="eastAsia"/>
                 <w:sz w:val="24"/>
               </w:rPr>
               <w:t>项目</w:t>
@@ -1694,7 +1685,7 @@
             </w:pPr>
             <w:r>
               <w:rPr>
-                <w:rFonts w:hint="eastAsia" w:ascii="宋体"/>
+                <w:rFonts w:ascii="宋体" w:hint="eastAsia"/>
                 <w:b/>
                 <w:bCs/>
                 <w:sz w:val="24"/>
@@ -1708,7 +1699,7 @@
             <w:tcW w:w="3752" w:type="dxa"/>
             <w:gridSpan w:val="3"/>
             <w:tcBorders>
-              <w:bottom w:val="single" w:color="auto" w:sz="4" w:space="0"/>
+              <w:bottom w:val="single" w:sz="4" w:space="0" w:color="auto"/>
             </w:tcBorders>
           </w:tcPr>
           <w:p>
@@ -1730,16 +1721,8 @@
         </w:tc>
       </w:tr>
       <w:tr>
-        <w:tblPrEx>
-          <w:tblCellMar>
-            <w:top w:w="0" w:type="dxa"/>
-            <w:left w:w="108" w:type="dxa"/>
-            <w:bottom w:w="0" w:type="dxa"/>
-            <w:right w:w="108" w:type="dxa"/>
-          </w:tblCellMar>
-        </w:tblPrEx>
         <w:trPr>
-          <w:trHeight w:val="70" w:hRule="atLeast"/>
+          <w:trHeight w:val="70"/>
         </w:trPr>
         <w:tc>
           <w:tcPr>
@@ -1786,16 +1769,8 @@
         </w:tc>
       </w:tr>
       <w:tr>
-        <w:tblPrEx>
-          <w:tblCellMar>
-            <w:top w:w="0" w:type="dxa"/>
-            <w:left w:w="108" w:type="dxa"/>
-            <w:bottom w:w="0" w:type="dxa"/>
-            <w:right w:w="108" w:type="dxa"/>
-          </w:tblCellMar>
-        </w:tblPrEx>
         <w:trPr>
-          <w:trHeight w:val="277" w:hRule="atLeast"/>
+          <w:trHeight w:val="277"/>
         </w:trPr>
         <w:tc>
           <w:tcPr>
@@ -1811,7 +1786,7 @@
             </w:pPr>
             <w:r>
               <w:rPr>
-                <w:rFonts w:hint="eastAsia" w:ascii="宋体"/>
+                <w:rFonts w:ascii="宋体" w:hint="eastAsia"/>
                 <w:b/>
                 <w:sz w:val="24"/>
               </w:rPr>
@@ -1824,7 +1799,7 @@
             <w:tcW w:w="3480" w:type="dxa"/>
             <w:gridSpan w:val="2"/>
             <w:tcBorders>
-              <w:bottom w:val="single" w:color="auto" w:sz="4" w:space="0"/>
+              <w:bottom w:val="single" w:sz="4" w:space="0" w:color="auto"/>
             </w:tcBorders>
           </w:tcPr>
           <w:p>
@@ -1857,7 +1832,7 @@
             </w:pPr>
             <w:r>
               <w:rPr>
-                <w:rFonts w:hint="eastAsia" w:ascii="宋体"/>
+                <w:rFonts w:ascii="宋体" w:hint="eastAsia"/>
                 <w:b/>
                 <w:sz w:val="24"/>
               </w:rPr>
@@ -1870,7 +1845,7 @@
             <w:tcW w:w="3752" w:type="dxa"/>
             <w:gridSpan w:val="3"/>
             <w:tcBorders>
-              <w:bottom w:val="single" w:color="auto" w:sz="4" w:space="0"/>
+              <w:bottom w:val="single" w:sz="4" w:space="0" w:color="auto"/>
             </w:tcBorders>
           </w:tcPr>
           <w:p>
@@ -1892,16 +1867,8 @@
         </w:tc>
       </w:tr>
       <w:tr>
-        <w:tblPrEx>
-          <w:tblCellMar>
-            <w:top w:w="0" w:type="dxa"/>
-            <w:left w:w="108" w:type="dxa"/>
-            <w:bottom w:w="0" w:type="dxa"/>
-            <w:right w:w="108" w:type="dxa"/>
-          </w:tblCellMar>
-        </w:tblPrEx>
         <w:trPr>
-          <w:trHeight w:val="70" w:hRule="atLeast"/>
+          <w:trHeight w:val="70"/>
         </w:trPr>
         <w:tc>
           <w:tcPr>
@@ -1947,14 +1914,6 @@
         </w:tc>
       </w:tr>
       <w:tr>
-        <w:tblPrEx>
-          <w:tblCellMar>
-            <w:top w:w="0" w:type="dxa"/>
-            <w:left w:w="108" w:type="dxa"/>
-            <w:bottom w:w="0" w:type="dxa"/>
-            <w:right w:w="108" w:type="dxa"/>
-          </w:tblCellMar>
-        </w:tblPrEx>
         <w:tc>
           <w:tcPr>
             <w:tcW w:w="2490" w:type="dxa"/>
@@ -1977,7 +1936,7 @@
             </w:r>
             <w:r>
               <w:rPr>
-                <w:rFonts w:hint="eastAsia" w:ascii="Book Antiqua" w:hAnsi="Book Antiqua"/>
+                <w:rFonts w:ascii="Book Antiqua" w:hAnsi="Book Antiqua" w:hint="eastAsia"/>
                 <w:b/>
                 <w:sz w:val="24"/>
               </w:rPr>
@@ -1990,7 +1949,7 @@
             <w:tcW w:w="7472" w:type="dxa"/>
             <w:gridSpan w:val="5"/>
             <w:tcBorders>
-              <w:bottom w:val="single" w:color="auto" w:sz="4" w:space="0"/>
+              <w:bottom w:val="single" w:sz="4" w:space="0" w:color="auto"/>
             </w:tcBorders>
           </w:tcPr>
           <w:p>
@@ -2012,16 +1971,8 @@
         </w:tc>
       </w:tr>
       <w:tr>
-        <w:tblPrEx>
-          <w:tblCellMar>
-            <w:top w:w="0" w:type="dxa"/>
-            <w:left w:w="108" w:type="dxa"/>
-            <w:bottom w:w="0" w:type="dxa"/>
-            <w:right w:w="108" w:type="dxa"/>
-          </w:tblCellMar>
-        </w:tblPrEx>
         <w:trPr>
-          <w:trHeight w:val="70" w:hRule="atLeast"/>
+          <w:trHeight w:val="70"/>
         </w:trPr>
         <w:tc>
           <w:tcPr>
@@ -2067,7 +2018,97 @@
           <w:bCs/>
           <w:sz w:val="30"/>
         </w:rPr>
-        <w:t>分 析 检 测 结 果</w:t>
+        <w:t>分</w:t>
+      </w:r>
+      <w:r>
+        <w:rPr>
+          <w:rFonts w:hint="eastAsia"/>
+          <w:b/>
+          <w:bCs/>
+          <w:sz w:val="30"/>
+        </w:rPr>
+        <w:t xml:space="preserve"> </w:t>
+      </w:r>
+      <w:r>
+        <w:rPr>
+          <w:rFonts w:hint="eastAsia"/>
+          <w:b/>
+          <w:bCs/>
+          <w:sz w:val="30"/>
+        </w:rPr>
+        <w:t>析</w:t>
+      </w:r>
+      <w:r>
+        <w:rPr>
+          <w:rFonts w:hint="eastAsia"/>
+          <w:b/>
+          <w:bCs/>
+          <w:sz w:val="30"/>
+        </w:rPr>
+        <w:t xml:space="preserve"> </w:t>
+      </w:r>
+      <w:r>
+        <w:rPr>
+          <w:rFonts w:hint="eastAsia"/>
+          <w:b/>
+          <w:bCs/>
+          <w:sz w:val="30"/>
+        </w:rPr>
+        <w:t>检</w:t>
+      </w:r>
+      <w:r>
+        <w:rPr>
+          <w:rFonts w:hint="eastAsia"/>
+          <w:b/>
+          <w:bCs/>
+          <w:sz w:val="30"/>
+        </w:rPr>
+        <w:t xml:space="preserve"> </w:t>
+      </w:r>
+      <w:r>
+        <w:rPr>
+          <w:rFonts w:hint="eastAsia"/>
+          <w:b/>
+          <w:bCs/>
+          <w:sz w:val="30"/>
+        </w:rPr>
+        <w:t>测</w:t>
+      </w:r>
+      <w:r>
+        <w:rPr>
+          <w:rFonts w:hint="eastAsia"/>
+          <w:b/>
+          <w:bCs/>
+          <w:sz w:val="30"/>
+        </w:rPr>
+        <w:t xml:space="preserve"> </w:t>
+      </w:r>
+      <w:r>
+        <w:rPr>
+          <w:rFonts w:hint="eastAsia"/>
+          <w:b/>
+          <w:bCs/>
+          <w:sz w:val="30"/>
+        </w:rPr>
+        <w:t>结</w:t>
+      </w:r>
+      <w:r>
+        <w:rPr>
+          <w:rFonts w:hint="eastAsia"/>
+          <w:b/>
+          <w:bCs/>
+          <w:sz w:val="30"/>
+        </w:rPr>
+        <w:t xml:space="preserve"> </w:t>
+      </w:r>
+      <w:r>
+        <w:rPr>
+          <w:rFonts w:hint="eastAsia"/>
+          <w:b/>
+          <w:bCs/>
+          <w:sz w:val="30"/>
+        </w:rPr>
+        <w:t>果</w:t>
       </w:r>
     </w:p>
     <w:p>
@@ -2097,24 +2138,17 @@
     </w:p>
     <w:tbl>
       <w:tblPr>
-        <w:tblStyle w:val="5"/>
         <w:tblW w:w="0" w:type="auto"/>
-        <w:tblInd w:w="0" w:type="dxa"/>
         <w:tblBorders>
-          <w:top w:val="single" w:color="auto" w:sz="4" w:space="0"/>
-          <w:left w:val="single" w:color="auto" w:sz="4" w:space="0"/>
-          <w:bottom w:val="single" w:color="auto" w:sz="4" w:space="0"/>
-          <w:right w:val="single" w:color="auto" w:sz="4" w:space="0"/>
-          <w:insideH w:val="single" w:color="auto" w:sz="4" w:space="0"/>
-          <w:insideV w:val="single" w:color="auto" w:sz="4" w:space="0"/>
+          <w:top w:val="single" w:sz="4" w:space="0" w:color="auto"/>
+          <w:left w:val="single" w:sz="4" w:space="0" w:color="auto"/>
+          <w:bottom w:val="single" w:sz="4" w:space="0" w:color="auto"/>
+          <w:right w:val="single" w:sz="4" w:space="0" w:color="auto"/>
+          <w:insideH w:val="single" w:sz="4" w:space="0" w:color="auto"/>
+          <w:insideV w:val="single" w:sz="4" w:space="0" w:color="auto"/>
         </w:tblBorders>
         <w:tblLayout w:type="fixed"/>
-        <w:tblCellMar>
-          <w:top w:w="0" w:type="dxa"/>
-          <w:left w:w="108" w:type="dxa"/>
-          <w:bottom w:w="0" w:type="dxa"/>
-          <w:right w:w="108" w:type="dxa"/>
-        </w:tblCellMar>
+        <w:tblLook w:val="04A0" w:firstRow="1" w:lastRow="0" w:firstColumn="1" w:lastColumn="0" w:noHBand="0" w:noVBand="1"/>
       </w:tblPr>
       <w:tblGrid>
         <w:gridCol w:w="1948"/>
@@ -2125,31 +2159,15 @@
         <w:gridCol w:w="3338"/>
       </w:tblGrid>
       <w:tr>
-        <w:tblPrEx>
-          <w:tblBorders>
-            <w:top w:val="single" w:color="auto" w:sz="4" w:space="0"/>
-            <w:left w:val="single" w:color="auto" w:sz="4" w:space="0"/>
-            <w:bottom w:val="single" w:color="auto" w:sz="4" w:space="0"/>
-            <w:right w:val="single" w:color="auto" w:sz="4" w:space="0"/>
-            <w:insideH w:val="single" w:color="auto" w:sz="4" w:space="0"/>
-            <w:insideV w:val="single" w:color="auto" w:sz="4" w:space="0"/>
-          </w:tblBorders>
-          <w:tblCellMar>
-            <w:top w:w="0" w:type="dxa"/>
-            <w:left w:w="108" w:type="dxa"/>
-            <w:bottom w:w="0" w:type="dxa"/>
-            <w:right w:w="108" w:type="dxa"/>
-          </w:tblCellMar>
-        </w:tblPrEx>
         <w:trPr>
-          <w:trHeight w:val="70" w:hRule="atLeast"/>
+          <w:trHeight w:val="70"/>
         </w:trPr>
         <w:tc>
           <w:tcPr>
             <w:tcW w:w="3322" w:type="dxa"/>
             <w:gridSpan w:val="2"/>
             <w:tcBorders>
-              <w:top w:val="single" w:color="auto" w:sz="4" w:space="0"/>
+              <w:top w:val="single" w:sz="4" w:space="0" w:color="auto"/>
             </w:tcBorders>
             <w:vAlign w:val="center"/>
           </w:tcPr>
@@ -2178,7 +2196,7 @@
             <w:tcW w:w="3307" w:type="dxa"/>
             <w:gridSpan w:val="3"/>
             <w:tcBorders>
-              <w:top w:val="single" w:color="auto" w:sz="4" w:space="0"/>
+              <w:top w:val="single" w:sz="4" w:space="0" w:color="auto"/>
             </w:tcBorders>
             <w:vAlign w:val="center"/>
           </w:tcPr>
@@ -2200,28 +2218,18 @@
                 <w:sz w:val="28"/>
                 <w:szCs w:val="28"/>
               </w:rPr>
-              <w:t>菌落总数（cfu/g）</w:t>
-            </w:r>
-          </w:p>
-        </w:tc>
-        <w:tc>
-          <w:tcPr>
-            <w:tcW w:w="3338" w:type="dxa"/>
-            <w:tcBorders>
-              <w:top w:val="single" w:color="auto" w:sz="4" w:space="0"/>
-            </w:tcBorders>
-            <w:vAlign w:val="center"/>
-          </w:tcPr>
-          <w:p>
-            <w:pPr>
-              <w:jc w:val="center"/>
-              <w:rPr>
+              <w:t>菌落总数（</w:t>
+            </w:r>
+            <w:r>
+              <w:rPr>
+                <w:rFonts w:hint="eastAsia"/>
                 <w:b/>
                 <w:bCs/>
                 <w:sz w:val="28"/>
                 <w:szCs w:val="28"/>
               </w:rPr>
-            </w:pPr>
+              <w:t>cfu/g</w:t>
+            </w:r>
             <w:r>
               <w:rPr>
                 <w:rFonts w:hint="eastAsia"/>
@@ -2230,30 +2238,64 @@
                 <w:sz w:val="28"/>
                 <w:szCs w:val="28"/>
               </w:rPr>
-              <w:t>霉菌及酵母菌总数（cfu/g）</w:t>
+              <w:t>）</w:t>
+            </w:r>
+          </w:p>
+        </w:tc>
+        <w:tc>
+          <w:tcPr>
+            <w:tcW w:w="3338" w:type="dxa"/>
+            <w:tcBorders>
+              <w:top w:val="single" w:sz="4" w:space="0" w:color="auto"/>
+            </w:tcBorders>
+            <w:vAlign w:val="center"/>
+          </w:tcPr>
+          <w:p>
+            <w:pPr>
+              <w:jc w:val="center"/>
+              <w:rPr>
+                <w:b/>
+                <w:bCs/>
+                <w:sz w:val="28"/>
+                <w:szCs w:val="28"/>
+              </w:rPr>
+            </w:pPr>
+            <w:r>
+              <w:rPr>
+                <w:rFonts w:hint="eastAsia"/>
+                <w:b/>
+                <w:bCs/>
+                <w:sz w:val="28"/>
+                <w:szCs w:val="28"/>
+              </w:rPr>
+              <w:t>霉菌及酵母菌总数（</w:t>
+            </w:r>
+            <w:r>
+              <w:rPr>
+                <w:rFonts w:hint="eastAsia"/>
+                <w:b/>
+                <w:bCs/>
+                <w:sz w:val="28"/>
+                <w:szCs w:val="28"/>
+              </w:rPr>
+              <w:t>cfu/g</w:t>
+            </w:r>
+            <w:r>
+              <w:rPr>
+                <w:rFonts w:hint="eastAsia"/>
+                <w:b/>
+                <w:bCs/>
+                <w:sz w:val="28"/>
+                <w:szCs w:val="28"/>
+              </w:rPr>
+              <w:t>）</w:t>
             </w:r>
           </w:p>
         </w:tc>
       </w:tr>
       <w:tr>
-        <w:tblPrEx>
-          <w:tblBorders>
-            <w:top w:val="single" w:color="auto" w:sz="4" w:space="0"/>
-            <w:left w:val="single" w:color="auto" w:sz="4" w:space="0"/>
-            <w:bottom w:val="single" w:color="auto" w:sz="4" w:space="0"/>
-            <w:right w:val="single" w:color="auto" w:sz="4" w:space="0"/>
-            <w:insideH w:val="single" w:color="auto" w:sz="4" w:space="0"/>
-            <w:insideV w:val="single" w:color="auto" w:sz="4" w:space="0"/>
-          </w:tblBorders>
-          <w:tblCellMar>
-            <w:top w:w="0" w:type="dxa"/>
-            <w:left w:w="108" w:type="dxa"/>
-            <w:bottom w:w="0" w:type="dxa"/>
-            <w:right w:w="108" w:type="dxa"/>
-          </w:tblCellMar>
-        </w:tblPrEx>
         <w:trPr>
-          <w:trHeight w:val="70" w:hRule="atLeast"/>
+          <w:trHeight w:val="70"/>
         </w:trPr>
         <w:tc>
           <w:tcPr>
@@ -2274,7 +2316,19 @@
               <w:rPr>
                 <w:sz w:val="24"/>
               </w:rPr>
-              <w:t>{样品名称}</w:t>
+              <w:t>{</w:t>
+            </w:r>
+            <w:r>
+              <w:rPr>
+                <w:sz w:val="24"/>
+              </w:rPr>
+              <w:t>样品名称</w:t>
+            </w:r>
+            <w:r>
+              <w:rPr>
+                <w:sz w:val="24"/>
+              </w:rPr>
+              <w:t>}</w:t>
             </w:r>
           </w:p>
         </w:tc>
@@ -2289,16 +2343,13 @@
               <w:widowControl/>
               <w:jc w:val="center"/>
               <w:rPr>
-                <w:rFonts w:hint="eastAsia" w:eastAsia="宋体"/>
-                <w:sz w:val="24"/>
-                <w:lang w:val="en-US" w:eastAsia="zh-CN"/>
-              </w:rPr>
-            </w:pPr>
-            <w:r>
-              <w:rPr>
-                <w:rFonts w:hint="eastAsia"/>
-                <w:sz w:val="24"/>
-                <w:lang w:val="en-US" w:eastAsia="zh-CN"/>
+                <w:sz w:val="24"/>
+              </w:rPr>
+            </w:pPr>
+            <w:r>
+              <w:rPr>
+                <w:rFonts w:hint="eastAsia"/>
+                <w:sz w:val="24"/>
               </w:rPr>
               <w:t>{</w:t>
             </w:r>
@@ -2312,7 +2363,6 @@
               <w:rPr>
                 <w:rFonts w:hint="eastAsia"/>
                 <w:sz w:val="24"/>
-                <w:lang w:val="en-US" w:eastAsia="zh-CN"/>
               </w:rPr>
               <w:t>细菌数量</w:t>
             </w:r>
@@ -2326,9 +2376,22 @@
               <w:rPr>
                 <w:rFonts w:hint="eastAsia"/>
                 <w:sz w:val="24"/>
-                <w:lang w:val="en-US" w:eastAsia="zh-CN"/>
-              </w:rPr>
-              <w:t>{细菌乘方v2}}</w:t>
+              </w:rPr>
+              <w:t>{</w:t>
+            </w:r>
+            <w:r>
+              <w:rPr>
+                <w:rFonts w:hint="eastAsia"/>
+                <w:sz w:val="24"/>
+              </w:rPr>
+              <w:t>细菌乘方</w:t>
+            </w:r>
+            <w:r>
+              <w:rPr>
+                <w:rFonts w:hint="eastAsia"/>
+                <w:sz w:val="24"/>
+              </w:rPr>
+              <w:t>v2}}</w:t>
             </w:r>
           </w:p>
         </w:tc>
@@ -2349,7 +2412,6 @@
               <w:rPr>
                 <w:rFonts w:hint="eastAsia"/>
                 <w:sz w:val="24"/>
-                <w:lang w:val="en-US" w:eastAsia="zh-CN"/>
               </w:rPr>
               <w:t>{</w:t>
             </w:r>
@@ -2363,7 +2425,6 @@
               <w:rPr>
                 <w:rFonts w:hint="eastAsia"/>
                 <w:sz w:val="24"/>
-                <w:lang w:val="en-US" w:eastAsia="zh-CN"/>
               </w:rPr>
               <w:t>真菌数量</w:t>
             </w:r>
@@ -2377,30 +2438,57 @@
               <w:rPr>
                 <w:rFonts w:hint="eastAsia"/>
                 <w:sz w:val="24"/>
-                <w:lang w:val="en-US" w:eastAsia="zh-CN"/>
-              </w:rPr>
-              <w:t>{真菌乘方v2}}</w:t>
+              </w:rPr>
+              <w:t>{</w:t>
+            </w:r>
+            <w:r>
+              <w:rPr>
+                <w:rFonts w:hint="eastAsia"/>
+                <w:sz w:val="24"/>
+              </w:rPr>
+              <w:t>真菌乘方</w:t>
+            </w:r>
+            <w:r>
+              <w:rPr>
+                <w:rFonts w:hint="eastAsia"/>
+                <w:sz w:val="24"/>
+              </w:rPr>
+              <w:t>v2}</w:t>
+            </w:r>
+            <w:r>
+              <w:rPr>
+                <w:rFonts w:hint="eastAsia"/>
+                <w:b/>
+                <w:bCs/>
+              </w:rPr>
+              <w:t>{</w:t>
+            </w:r>
+            <w:r>
+              <w:rPr>
+                <w:b/>
+                <w:bCs/>
+              </w:rPr>
+              <w:t>判断字段</w:t>
+            </w:r>
+            <w:r>
+              <w:rPr>
+                <w:rFonts w:hint="eastAsia"/>
+                <w:b/>
+                <w:bCs/>
+              </w:rPr>
+              <w:t>}</w:t>
+            </w:r>
+            <w:r>
+              <w:rPr>
+                <w:rFonts w:hint="eastAsia"/>
+                <w:sz w:val="24"/>
+              </w:rPr>
+              <w:t>}</w:t>
             </w:r>
           </w:p>
         </w:tc>
       </w:tr>
       <w:tr>
-        <w:tblPrEx>
-          <w:tblBorders>
-            <w:top w:val="single" w:color="auto" w:sz="4" w:space="0"/>
-            <w:left w:val="single" w:color="auto" w:sz="4" w:space="0"/>
-            <w:bottom w:val="single" w:color="auto" w:sz="4" w:space="0"/>
-            <w:right w:val="single" w:color="auto" w:sz="4" w:space="0"/>
-            <w:insideH w:val="single" w:color="auto" w:sz="4" w:space="0"/>
-            <w:insideV w:val="single" w:color="auto" w:sz="4" w:space="0"/>
-          </w:tblBorders>
-          <w:tblCellMar>
-            <w:top w:w="0" w:type="dxa"/>
-            <w:left w:w="108" w:type="dxa"/>
-            <w:bottom w:w="0" w:type="dxa"/>
-            <w:right w:w="108" w:type="dxa"/>
-          </w:tblCellMar>
-        </w:tblPrEx>
         <w:tc>
           <w:tcPr>
             <w:tcW w:w="1948" w:type="dxa"/>
@@ -2419,12 +2507,13 @@
                 <w:rFonts w:hint="eastAsia"/>
                 <w:b/>
                 <w:bCs/>
+                <w:noProof/>
                 <w:sz w:val="24"/>
               </w:rPr>
               <mc:AlternateContent>
                 <mc:Choice Requires="wpg">
                   <w:drawing>
-                    <wp:anchor distT="0" distB="0" distL="114300" distR="114300" simplePos="0" relativeHeight="251660288" behindDoc="1" locked="0" layoutInCell="1" allowOverlap="1">
+                    <wp:anchor distT="0" distB="0" distL="114300" distR="114300" simplePos="0" relativeHeight="251660288" behindDoc="1" locked="0" layoutInCell="1" allowOverlap="1" wp14:anchorId="23092C25" wp14:editId="31EF3A52">
                       <wp:simplePos x="0" y="0"/>
                       <wp:positionH relativeFrom="column">
                         <wp:posOffset>444500</wp:posOffset>
@@ -2457,7 +2546,7 @@
                                 </pic:cNvPicPr>
                               </pic:nvPicPr>
                               <pic:blipFill>
-                                <a:blip r:embed="rId5">
+                                <a:blip r:embed="rId8">
                                   <a:lum contrast="60000"/>
                                   <a:extLst>
                                     <a:ext uri="{28A0092B-C50C-407E-A947-70E740481C1C}">
@@ -2493,7 +2582,7 @@
                                 </pic:cNvPicPr>
                               </pic:nvPicPr>
                               <pic:blipFill>
-                                <a:blip r:embed="rId6">
+                                <a:blip r:embed="rId9">
                                   <a:extLst>
                                     <a:ext uri="{28A0092B-C50C-407E-A947-70E740481C1C}">
                                       <a14:useLocalDpi xmlns:a14="http://schemas.microsoft.com/office/drawing/2010/main" val="0"/>
@@ -2527,7 +2616,7 @@
                                 </pic:cNvPicPr>
                               </pic:nvPicPr>
                               <pic:blipFill>
-                                <a:blip r:embed="rId7">
+                                <a:blip r:embed="rId10">
                                   <a:extLst>
                                     <a:ext uri="{28A0092B-C50C-407E-A947-70E740481C1C}">
                                       <a14:useLocalDpi xmlns:a14="http://schemas.microsoft.com/office/drawing/2010/main" val="0"/>
@@ -2559,26 +2648,26 @@
                     </wp:anchor>
                   </w:drawing>
                 </mc:Choice>
-                <mc:Fallback>
+                <mc:Fallback xmlns:wpsCustomData="http://www.wps.cn/officeDocument/2013/wpsCustomData">
                   <w:pict>
                     <v:group id="Group 671" o:spid="_x0000_s1026" o:spt="203" style="position:absolute;left:0pt;margin-left:35pt;margin-top:-0.4pt;height:102pt;width:429.9pt;z-index:-251656192;mso-width-relative:page;mso-height-relative:page;" coordorigin="1710,12971" coordsize="8598,2040" o:gfxdata="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">
                       <o:lock v:ext="edit" aspectratio="f"/>
                       <v:shape id="Picture 672" o:spid="_x0000_s1026" o:spt="75" type="#_x0000_t75" style="position:absolute;left:1710;top:13594;height:939;width:1922;" filled="f" o:preferrelative="t" stroked="f" coordsize="21600,21600" o:gfxdata="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">
                         <v:fill on="f" focussize="0,0"/>
                         <v:stroke on="f"/>
-                        <v:imagedata r:id="rId5" gain="163840f" blacklevel="0f" o:title=""/>
+                        <v:imagedata r:id="rId11" gain="163840f" blacklevel="0f" o:title=""/>
                         <o:lock v:ext="edit" aspectratio="t"/>
                       </v:shape>
                       <v:shape id="图片 654" o:spid="_x0000_s1026" o:spt="75" type="#_x0000_t75" style="position:absolute;left:5031;top:13609;height:884;width:1920;" filled="f" o:preferrelative="t" stroked="f" coordsize="21600,21600" o:gfxdata="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">
                         <v:fill on="f" focussize="0,0"/>
                         <v:stroke on="f"/>
-                        <v:imagedata r:id="rId6" o:title=""/>
+                        <v:imagedata r:id="rId12" o:title=""/>
                         <o:lock v:ext="edit" aspectratio="t"/>
                       </v:shape>
                       <v:shape id="图片 540" o:spid="_x0000_s1026" o:spt="75" type="#_x0000_t75" style="position:absolute;left:8268;top:12971;height:2040;width:2040;" filled="f" o:preferrelative="t" stroked="f" coordsize="21600,21600" o:gfxdata="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">
                         <v:fill on="f" focussize="0,0"/>
                         <v:stroke on="f"/>
-                        <v:imagedata r:id="rId7" o:title=""/>
+                        <v:imagedata r:id="rId13" o:title=""/>
                         <o:lock v:ext="edit" aspectratio="t"/>
                       </v:shape>
                     </v:group>
@@ -2593,7 +2682,25 @@
                 <w:bCs/>
                 <w:sz w:val="24"/>
               </w:rPr>
-              <w:t>备 注（</w:t>
+              <w:t>备</w:t>
+            </w:r>
+            <w:r>
+              <w:rPr>
+                <w:rFonts w:hint="eastAsia"/>
+                <w:b/>
+                <w:bCs/>
+                <w:sz w:val="24"/>
+              </w:rPr>
+              <w:t xml:space="preserve"> </w:t>
+            </w:r>
+            <w:r>
+              <w:rPr>
+                <w:rFonts w:hint="eastAsia"/>
+                <w:b/>
+                <w:bCs/>
+                <w:sz w:val="24"/>
+              </w:rPr>
+              <w:t>注（</w:t>
             </w:r>
             <w:r>
               <w:rPr>
@@ -2639,6 +2746,29 @@
                 <w:bCs/>
               </w:rPr>
               <w:t>此报告仅作为研发数据参考。</w:t>
+            </w:r>
+            <w:r>
+              <w:rPr>
+                <w:rFonts w:hint="eastAsia"/>
+                <w:b/>
+                <w:bCs/>
+              </w:rPr>
+              <w:t>{</w:t>
+            </w:r>
+            <w:r>
+              <w:rPr>
+                <w:b/>
+                <w:bCs/>
+              </w:rPr>
+              <w:t>判断字段</w:t>
+            </w:r>
+            <w:r>
+              <w:rPr>
+                <w:rFonts w:hint="eastAsia"/>
+                <w:b/>
+                <w:bCs/>
+              </w:rPr>
+              <w:t>}</w:t>
             </w:r>
           </w:p>
         </w:tc>
@@ -2646,22 +2776,16 @@
       <w:tr>
         <w:tblPrEx>
           <w:tblBorders>
-            <w:top w:val="none" w:color="auto" w:sz="0" w:space="0"/>
-            <w:left w:val="none" w:color="auto" w:sz="0" w:space="0"/>
-            <w:bottom w:val="none" w:color="auto" w:sz="0" w:space="0"/>
-            <w:right w:val="none" w:color="auto" w:sz="0" w:space="0"/>
-            <w:insideH w:val="none" w:color="auto" w:sz="0" w:space="0"/>
-            <w:insideV w:val="none" w:color="auto" w:sz="0" w:space="0"/>
+            <w:top w:val="none" w:sz="0" w:space="0" w:color="auto"/>
+            <w:left w:val="none" w:sz="0" w:space="0" w:color="auto"/>
+            <w:bottom w:val="none" w:sz="0" w:space="0" w:color="auto"/>
+            <w:right w:val="none" w:sz="0" w:space="0" w:color="auto"/>
+            <w:insideH w:val="none" w:sz="0" w:space="0" w:color="auto"/>
+            <w:insideV w:val="none" w:sz="0" w:space="0" w:color="auto"/>
           </w:tblBorders>
-          <w:tblCellMar>
-            <w:top w:w="0" w:type="dxa"/>
-            <w:left w:w="108" w:type="dxa"/>
-            <w:bottom w:w="0" w:type="dxa"/>
-            <w:right w:w="108" w:type="dxa"/>
-          </w:tblCellMar>
         </w:tblPrEx>
         <w:trPr>
-          <w:trHeight w:val="315" w:hRule="atLeast"/>
+          <w:trHeight w:val="315"/>
         </w:trPr>
         <w:tc>
           <w:tcPr>
@@ -2670,15 +2794,15 @@
           </w:tcPr>
           <w:p>
             <w:pPr>
-              <w:ind w:firstLine="120" w:firstLineChars="50"/>
-              <w:rPr>
-                <w:sz w:val="24"/>
-              </w:rPr>
-            </w:pPr>
-          </w:p>
-          <w:p>
-            <w:pPr>
-              <w:ind w:firstLine="120" w:firstLineChars="50"/>
+              <w:ind w:firstLineChars="50" w:firstLine="120"/>
+              <w:rPr>
+                <w:sz w:val="24"/>
+              </w:rPr>
+            </w:pPr>
+          </w:p>
+          <w:p>
+            <w:pPr>
+              <w:ind w:firstLineChars="50" w:firstLine="120"/>
               <w:rPr>
                 <w:sz w:val="24"/>
               </w:rPr>
@@ -2698,15 +2822,15 @@
           </w:tcPr>
           <w:p>
             <w:pPr>
-              <w:ind w:firstLine="120" w:firstLineChars="50"/>
-              <w:rPr>
-                <w:sz w:val="24"/>
-              </w:rPr>
-            </w:pPr>
-          </w:p>
-          <w:p>
-            <w:pPr>
-              <w:ind w:firstLine="120" w:firstLineChars="50"/>
+              <w:ind w:firstLineChars="50" w:firstLine="120"/>
+              <w:rPr>
+                <w:sz w:val="24"/>
+              </w:rPr>
+            </w:pPr>
+          </w:p>
+          <w:p>
+            <w:pPr>
+              <w:ind w:firstLineChars="50" w:firstLine="120"/>
               <w:rPr>
                 <w:sz w:val="24"/>
               </w:rPr>
@@ -2727,15 +2851,15 @@
           </w:tcPr>
           <w:p>
             <w:pPr>
-              <w:ind w:firstLine="120" w:firstLineChars="50"/>
-              <w:rPr>
-                <w:sz w:val="24"/>
-              </w:rPr>
-            </w:pPr>
-          </w:p>
-          <w:p>
-            <w:pPr>
-              <w:ind w:firstLine="120" w:firstLineChars="50"/>
+              <w:ind w:firstLineChars="50" w:firstLine="120"/>
+              <w:rPr>
+                <w:sz w:val="24"/>
+              </w:rPr>
+            </w:pPr>
+          </w:p>
+          <w:p>
+            <w:pPr>
+              <w:ind w:firstLineChars="50" w:firstLine="120"/>
               <w:rPr>
                 <w:sz w:val="24"/>
               </w:rPr>
@@ -2753,19 +2877,13 @@
       <w:tr>
         <w:tblPrEx>
           <w:tblBorders>
-            <w:top w:val="none" w:color="auto" w:sz="0" w:space="0"/>
-            <w:left w:val="none" w:color="auto" w:sz="0" w:space="0"/>
-            <w:bottom w:val="none" w:color="auto" w:sz="0" w:space="0"/>
-            <w:right w:val="none" w:color="auto" w:sz="0" w:space="0"/>
-            <w:insideH w:val="none" w:color="auto" w:sz="0" w:space="0"/>
-            <w:insideV w:val="none" w:color="auto" w:sz="0" w:space="0"/>
+            <w:top w:val="none" w:sz="0" w:space="0" w:color="auto"/>
+            <w:left w:val="none" w:sz="0" w:space="0" w:color="auto"/>
+            <w:bottom w:val="none" w:sz="0" w:space="0" w:color="auto"/>
+            <w:right w:val="none" w:sz="0" w:space="0" w:color="auto"/>
+            <w:insideH w:val="none" w:sz="0" w:space="0" w:color="auto"/>
+            <w:insideV w:val="none" w:sz="0" w:space="0" w:color="auto"/>
           </w:tblBorders>
-          <w:tblCellMar>
-            <w:top w:w="0" w:type="dxa"/>
-            <w:left w:w="108" w:type="dxa"/>
-            <w:bottom w:w="0" w:type="dxa"/>
-            <w:right w:w="108" w:type="dxa"/>
-          </w:tblCellMar>
         </w:tblPrEx>
         <w:tc>
           <w:tcPr>
@@ -2848,23 +2966,61 @@
       </w:pPr>
     </w:p>
     <w:sectPr>
-      <w:headerReference r:id="rId3" w:type="default"/>
+      <w:headerReference w:type="default" r:id="rId14"/>
       <w:pgSz w:w="11906" w:h="16838"/>
       <w:pgMar w:top="1440" w:right="1077" w:bottom="1327" w:left="1077" w:header="851" w:footer="992" w:gutter="0"/>
-      <w:cols w:space="720" w:num="1"/>
-      <w:docGrid w:type="lines" w:linePitch="312" w:charSpace="0"/>
+      <w:cols w:space="720"/>
+      <w:docGrid w:type="lines" w:linePitch="312"/>
     </w:sectPr>
   </w:body>
 </w:document>
 </file>
 
+<file path=word/endnotes.xml><?xml version="1.0" encoding="utf-8"?>
+<w:endnotes xmlns:wpc="http://schemas.microsoft.com/office/word/2010/wordprocessingCanvas" xmlns:cx="http://schemas.microsoft.com/office/drawing/2014/chartex" xmlns:cx1="http://schemas.microsoft.com/office/drawing/2015/9/8/chartex" xmlns:cx2="http://schemas.microsoft.com/office/drawing/2015/10/21/chartex" xmlns:cx3="http://schemas.microsoft.com/office/drawing/2016/5/9/chartex" xmlns:cx4="http://schemas.microsoft.com/office/drawing/2016/5/10/chartex" xmlns:cx5="http://schemas.microsoft.com/office/drawing/2016/5/11/chartex" xmlns:cx6="http://schemas.microsoft.com/office/drawing/2016/5/12/chartex" xmlns:cx7="http://schemas.microsoft.com/office/drawing/2016/5/13/chartex" xmlns:cx8="http://schemas.microsoft.com/office/drawing/2016/5/14/chartex" xmlns:mc="http://schemas.openxmlformats.org/markup-compatibility/2006" xmlns:aink="http://schemas.microsoft.com/office/drawing/2016/ink" xmlns:am3d="http://schemas.microsoft.com/office/drawing/2017/model3d" xmlns:o="urn:schemas-microsoft-com:office:office" xmlns:oel="http://schemas.microsoft.com/office/2019/extlst" xmlns:r="http://schemas.openxmlformats.org/officeDocument/2006/relationships" xmlns:m="http://schemas.openxmlformats.org/officeDocument/2006/math" xmlns:v="urn:schemas-microsoft-com:vml" xmlns:wp14="http://schemas.microsoft.com/office/word/2010/wordprocessingDrawing" xmlns:wp="http://schemas.openxmlformats.org/drawingml/2006/wordprocessingDrawing" xmlns:w10="urn:schemas-microsoft-com:office:word" xmlns:w="http://schemas.openxmlformats.org/wordprocessingml/2006/main" xmlns:w14="http://schemas.microsoft.com/office/word/2010/wordml" xmlns:w15="http://schemas.microsoft.com/office/word/2012/wordml" xmlns:w16cex="http://schemas.microsoft.com/office/word/2018/wordml/cex" xmlns:w16cid="http://schemas.microsoft.com/office/word/2016/wordml/cid" xmlns:w16="http://schemas.microsoft.com/office/word/2018/wordml" xmlns:w16du="http://schemas.microsoft.com/office/word/2023/wordml/word16du" xmlns:w16sdtdh="http://schemas.microsoft.com/office/word/2020/wordml/sdtdatahash" xmlns:w16sdtfl="http://schemas.microsoft.com/office/word/2024/wordml/sdtformatlock" xmlns:w16se="http://schemas.microsoft.com/office/word/2015/wordml/symex" xmlns:wpg="http://schemas.microsoft.com/office/word/2010/wordprocessingGroup" xmlns:wpi="http://schemas.microsoft.com/office/word/2010/wordprocessingInk" xmlns:wne="http://schemas.microsoft.com/office/word/2006/wordml" xmlns:wps="http://schemas.microsoft.com/office/word/2010/wordprocessingShape" mc:Ignorable="w14 w15 w16se w16cid w16 w16cex w16sdtdh w16sdtfl w16du wp14">
+  <w:endnote w:type="separator" w:id="-1">
+    <w:p>
+      <w:r>
+        <w:separator/>
+      </w:r>
+    </w:p>
+  </w:endnote>
+  <w:endnote w:type="continuationSeparator" w:id="0">
+    <w:p>
+      <w:r>
+        <w:continuationSeparator/>
+      </w:r>
+    </w:p>
+  </w:endnote>
+</w:endnotes>
+</file>
+
+<file path=word/footnotes.xml><?xml version="1.0" encoding="utf-8"?>
+<w:footnotes xmlns:wpc="http://schemas.microsoft.com/office/word/2010/wordprocessingCanvas" xmlns:cx="http://schemas.microsoft.com/office/drawing/2014/chartex" xmlns:cx1="http://schemas.microsoft.com/office/drawing/2015/9/8/chartex" xmlns:cx2="http://schemas.microsoft.com/office/drawing/2015/10/21/chartex" xmlns:cx3="http://schemas.microsoft.com/office/drawing/2016/5/9/chartex" xmlns:cx4="http://schemas.microsoft.com/office/drawing/2016/5/10/chartex" xmlns:cx5="http://schemas.microsoft.com/office/drawing/2016/5/11/chartex" xmlns:cx6="http://schemas.microsoft.com/office/drawing/2016/5/12/chartex" xmlns:cx7="http://schemas.microsoft.com/office/drawing/2016/5/13/chartex" xmlns:cx8="http://schemas.microsoft.com/office/drawing/2016/5/14/chartex" xmlns:mc="http://schemas.openxmlformats.org/markup-compatibility/2006" xmlns:aink="http://schemas.microsoft.com/office/drawing/2016/ink" xmlns:am3d="http://schemas.microsoft.com/office/drawing/2017/model3d" xmlns:o="urn:schemas-microsoft-com:office:office" xmlns:oel="http://schemas.microsoft.com/office/2019/extlst" xmlns:r="http://schemas.openxmlformats.org/officeDocument/2006/relationships" xmlns:m="http://schemas.openxmlformats.org/officeDocument/2006/math" xmlns:v="urn:schemas-microsoft-com:vml" xmlns:wp14="http://schemas.microsoft.com/office/word/2010/wordprocessingDrawing" xmlns:wp="http://schemas.openxmlformats.org/drawingml/2006/wordprocessingDrawing" xmlns:w10="urn:schemas-microsoft-com:office:word" xmlns:w="http://schemas.openxmlformats.org/wordprocessingml/2006/main" xmlns:w14="http://schemas.microsoft.com/office/word/2010/wordml" xmlns:w15="http://schemas.microsoft.com/office/word/2012/wordml" xmlns:w16cex="http://schemas.microsoft.com/office/word/2018/wordml/cex" xmlns:w16cid="http://schemas.microsoft.com/office/word/2016/wordml/cid" xmlns:w16="http://schemas.microsoft.com/office/word/2018/wordml" xmlns:w16du="http://schemas.microsoft.com/office/word/2023/wordml/word16du" xmlns:w16sdtdh="http://schemas.microsoft.com/office/word/2020/wordml/sdtdatahash" xmlns:w16sdtfl="http://schemas.microsoft.com/office/word/2024/wordml/sdtformatlock" xmlns:w16se="http://schemas.microsoft.com/office/word/2015/wordml/symex" xmlns:wpg="http://schemas.microsoft.com/office/word/2010/wordprocessingGroup" xmlns:wpi="http://schemas.microsoft.com/office/word/2010/wordprocessingInk" xmlns:wne="http://schemas.microsoft.com/office/word/2006/wordml" xmlns:wps="http://schemas.microsoft.com/office/word/2010/wordprocessingShape" mc:Ignorable="w14 w15 w16se w16cid w16 w16cex w16sdtdh w16sdtfl w16du wp14">
+  <w:footnote w:type="separator" w:id="-1">
+    <w:p>
+      <w:r>
+        <w:separator/>
+      </w:r>
+    </w:p>
+  </w:footnote>
+  <w:footnote w:type="continuationSeparator" w:id="0">
+    <w:p>
+      <w:r>
+        <w:continuationSeparator/>
+      </w:r>
+    </w:p>
+  </w:footnote>
+</w:footnotes>
+</file>
+
 <file path=word/header1.xml><?xml version="1.0" encoding="utf-8"?>
-<w:hdr xmlns:wpc="http://schemas.microsoft.com/office/word/2010/wordprocessingCanvas" xmlns:mc="http://schemas.openxmlformats.org/markup-compatibility/2006" xmlns:o="urn:schemas-microsoft-com:office:office" xmlns:r="http://schemas.openxmlformats.org/officeDocument/2006/relationships" xmlns:m="http://schemas.openxmlformats.org/officeDocument/2006/math" xmlns:v="urn:schemas-microsoft-com:vml" xmlns:wp14="http://schemas.microsoft.com/office/word/2010/wordprocessingDrawing" xmlns:wp="http://schemas.openxmlformats.org/drawingml/2006/wordprocessingDrawing" xmlns:w10="urn:schemas-microsoft-com:office:word" xmlns:w="http://schemas.openxmlformats.org/wordprocessingml/2006/main" xmlns:w14="http://schemas.microsoft.com/office/word/2010/wordml" xmlns:w15="http://schemas.microsoft.com/office/word/2012/wordml" xmlns:wpg="http://schemas.microsoft.com/office/word/2010/wordprocessingGroup" xmlns:wpi="http://schemas.microsoft.com/office/word/2010/wordprocessingInk" xmlns:wne="http://schemas.microsoft.com/office/word/2006/wordml" xmlns:wps="http://schemas.microsoft.com/office/word/2010/wordprocessingShape" xmlns:wpsCustomData="http://www.wps.cn/officeDocument/2013/wpsCustomData" mc:Ignorable="w14 w15 wp14">
+<w:hdr xmlns:wpc="http://schemas.microsoft.com/office/word/2010/wordprocessingCanvas" xmlns:cx="http://schemas.microsoft.com/office/drawing/2014/chartex" xmlns:cx1="http://schemas.microsoft.com/office/drawing/2015/9/8/chartex" xmlns:cx2="http://schemas.microsoft.com/office/drawing/2015/10/21/chartex" xmlns:cx3="http://schemas.microsoft.com/office/drawing/2016/5/9/chartex" xmlns:cx4="http://schemas.microsoft.com/office/drawing/2016/5/10/chartex" xmlns:cx5="http://schemas.microsoft.com/office/drawing/2016/5/11/chartex" xmlns:cx6="http://schemas.microsoft.com/office/drawing/2016/5/12/chartex" xmlns:cx7="http://schemas.microsoft.com/office/drawing/2016/5/13/chartex" xmlns:cx8="http://schemas.microsoft.com/office/drawing/2016/5/14/chartex" xmlns:mc="http://schemas.openxmlformats.org/markup-compatibility/2006" xmlns:aink="http://schemas.microsoft.com/office/drawing/2016/ink" xmlns:am3d="http://schemas.microsoft.com/office/drawing/2017/model3d" xmlns:o="urn:schemas-microsoft-com:office:office" xmlns:oel="http://schemas.microsoft.com/office/2019/extlst" xmlns:r="http://schemas.openxmlformats.org/officeDocument/2006/relationships" xmlns:m="http://schemas.openxmlformats.org/officeDocument/2006/math" xmlns:v="urn:schemas-microsoft-com:vml" xmlns:wp14="http://schemas.microsoft.com/office/word/2010/wordprocessingDrawing" xmlns:wp="http://schemas.openxmlformats.org/drawingml/2006/wordprocessingDrawing" xmlns:w10="urn:schemas-microsoft-com:office:word" xmlns:w="http://schemas.openxmlformats.org/wordprocessingml/2006/main" xmlns:w14="http://schemas.microsoft.com/office/word/2010/wordml" xmlns:w15="http://schemas.microsoft.com/office/word/2012/wordml" xmlns:w16cex="http://schemas.microsoft.com/office/word/2018/wordml/cex" xmlns:w16cid="http://schemas.microsoft.com/office/word/2016/wordml/cid" xmlns:w16="http://schemas.microsoft.com/office/word/2018/wordml" xmlns:w16du="http://schemas.microsoft.com/office/word/2023/wordml/word16du" xmlns:w16sdtdh="http://schemas.microsoft.com/office/word/2020/wordml/sdtdatahash" xmlns:w16sdtfl="http://schemas.microsoft.com/office/word/2024/wordml/sdtformatlock" xmlns:w16se="http://schemas.microsoft.com/office/word/2015/wordml/symex" xmlns:wpg="http://schemas.microsoft.com/office/word/2010/wordprocessingGroup" xmlns:wpi="http://schemas.microsoft.com/office/word/2010/wordprocessingInk" xmlns:wne="http://schemas.microsoft.com/office/word/2006/wordml" xmlns:wps="http://schemas.microsoft.com/office/word/2010/wordprocessingShape" mc:Ignorable="w14 w15 w16se w16cid w16 w16cex w16sdtdh w16sdtfl w16du wp14">
   <w:p>
     <w:pPr>
-      <w:pStyle w:val="4"/>
+      <w:pStyle w:val="a7"/>
       <w:pBdr>
-        <w:bottom w:val="none" w:color="auto" w:sz="0" w:space="0"/>
+        <w:bottom w:val="none" w:sz="0" w:space="0" w:color="auto"/>
       </w:pBdr>
     </w:pPr>
   </w:p>
@@ -2872,295 +3028,334 @@
 </file>
 
 <file path=word/styles.xml><?xml version="1.0" encoding="utf-8"?>
-<w:styles xmlns:mc="http://schemas.openxmlformats.org/markup-compatibility/2006" xmlns:o="urn:schemas-microsoft-com:office:office" xmlns:r="http://schemas.openxmlformats.org/officeDocument/2006/relationships" xmlns:m="http://schemas.openxmlformats.org/officeDocument/2006/math" xmlns:v="urn:schemas-microsoft-com:vml" xmlns:w="http://schemas.openxmlformats.org/wordprocessingml/2006/main" xmlns:w14="http://schemas.microsoft.com/office/word/2010/wordml" xmlns:w10="urn:schemas-microsoft-com:office:word" xmlns:sl="http://schemas.openxmlformats.org/schemaLibrary/2006/main" xmlns:wpsCustomData="http://www.wps.cn/officeDocument/2013/wpsCustomData" mc:Ignorable="w14">
+<w:styles xmlns:mc="http://schemas.openxmlformats.org/markup-compatibility/2006" xmlns:r="http://schemas.openxmlformats.org/officeDocument/2006/relationships" xmlns:w="http://schemas.openxmlformats.org/wordprocessingml/2006/main" xmlns:w14="http://schemas.microsoft.com/office/word/2010/wordml" xmlns:w15="http://schemas.microsoft.com/office/word/2012/wordml" xmlns:w16cex="http://schemas.microsoft.com/office/word/2018/wordml/cex" xmlns:w16cid="http://schemas.microsoft.com/office/word/2016/wordml/cid" xmlns:w16="http://schemas.microsoft.com/office/word/2018/wordml" xmlns:w16du="http://schemas.microsoft.com/office/word/2023/wordml/word16du" xmlns:w16sdtdh="http://schemas.microsoft.com/office/word/2020/wordml/sdtdatahash" xmlns:w16sdtfl="http://schemas.microsoft.com/office/word/2024/wordml/sdtformatlock" xmlns:w16se="http://schemas.microsoft.com/office/word/2015/wordml/symex" mc:Ignorable="w14 w15 w16se w16cid w16 w16cex w16sdtdh w16sdtfl w16du">
   <w:docDefaults>
     <w:rPrDefault>
       <w:rPr>
-        <w:rFonts w:ascii="Times New Roman" w:hAnsi="Times New Roman" w:eastAsia="宋体" w:cs="Times New Roman"/>
+        <w:rFonts w:ascii="Times New Roman" w:eastAsia="宋体" w:hAnsi="Times New Roman" w:cs="Times New Roman"/>
+        <w:lang w:val="en-US" w:eastAsia="zh-CN" w:bidi="ar-SA"/>
       </w:rPr>
     </w:rPrDefault>
     <w:pPrDefault/>
   </w:docDefaults>
-  <w:latentStyles w:count="260" w:defQFormat="0" w:defUnhideWhenUsed="1" w:defSemiHidden="1" w:defUIPriority="99" w:defLockedState="0">
-    <w:lsdException w:qFormat="1" w:unhideWhenUsed="0" w:uiPriority="0" w:semiHidden="0" w:name="Normal"/>
-    <w:lsdException w:qFormat="1" w:unhideWhenUsed="0" w:uiPriority="0" w:semiHidden="0" w:name="heading 1"/>
-    <w:lsdException w:qFormat="1" w:uiPriority="0" w:name="heading 2"/>
-    <w:lsdException w:qFormat="1" w:uiPriority="0" w:name="heading 3"/>
-    <w:lsdException w:qFormat="1" w:uiPriority="0" w:name="heading 4"/>
-    <w:lsdException w:qFormat="1" w:uiPriority="0" w:name="heading 5"/>
-    <w:lsdException w:qFormat="1" w:uiPriority="0" w:name="heading 6"/>
-    <w:lsdException w:qFormat="1" w:uiPriority="0" w:name="heading 7"/>
-    <w:lsdException w:qFormat="1" w:uiPriority="0" w:name="heading 8"/>
-    <w:lsdException w:qFormat="1" w:uiPriority="0" w:name="heading 9"/>
-    <w:lsdException w:unhideWhenUsed="0" w:uiPriority="0" w:semiHidden="0" w:name="index 1"/>
-    <w:lsdException w:unhideWhenUsed="0" w:uiPriority="0" w:semiHidden="0" w:name="index 2"/>
-    <w:lsdException w:unhideWhenUsed="0" w:uiPriority="0" w:semiHidden="0" w:name="index 3"/>
-    <w:lsdException w:unhideWhenUsed="0" w:uiPriority="0" w:semiHidden="0" w:name="index 4"/>
-    <w:lsdException w:unhideWhenUsed="0" w:uiPriority="0" w:semiHidden="0" w:name="index 5"/>
-    <w:lsdException w:unhideWhenUsed="0" w:uiPriority="0" w:semiHidden="0" w:name="index 6"/>
-    <w:lsdException w:unhideWhenUsed="0" w:uiPriority="0" w:semiHidden="0" w:name="index 7"/>
-    <w:lsdException w:unhideWhenUsed="0" w:uiPriority="0" w:semiHidden="0" w:name="index 8"/>
-    <w:lsdException w:unhideWhenUsed="0" w:uiPriority="0" w:semiHidden="0" w:name="index 9"/>
-    <w:lsdException w:unhideWhenUsed="0" w:uiPriority="0" w:semiHidden="0" w:name="toc 1"/>
-    <w:lsdException w:unhideWhenUsed="0" w:uiPriority="0" w:semiHidden="0" w:name="toc 2"/>
-    <w:lsdException w:unhideWhenUsed="0" w:uiPriority="0" w:semiHidden="0" w:name="toc 3"/>
-    <w:lsdException w:unhideWhenUsed="0" w:uiPriority="0" w:semiHidden="0" w:name="toc 4"/>
-    <w:lsdException w:unhideWhenUsed="0" w:uiPriority="0" w:semiHidden="0" w:name="toc 5"/>
-    <w:lsdException w:unhideWhenUsed="0" w:uiPriority="0" w:semiHidden="0" w:name="toc 6"/>
-    <w:lsdException w:unhideWhenUsed="0" w:uiPriority="0" w:semiHidden="0" w:name="toc 7"/>
-    <w:lsdException w:unhideWhenUsed="0" w:uiPriority="0" w:semiHidden="0" w:name="toc 8"/>
-    <w:lsdException w:unhideWhenUsed="0" w:uiPriority="0" w:semiHidden="0" w:name="toc 9"/>
-    <w:lsdException w:unhideWhenUsed="0" w:uiPriority="0" w:semiHidden="0" w:name="Normal Indent"/>
-    <w:lsdException w:unhideWhenUsed="0" w:uiPriority="0" w:semiHidden="0" w:name="footnote text"/>
-    <w:lsdException w:unhideWhenUsed="0" w:uiPriority="0" w:semiHidden="0" w:name="annotation text"/>
-    <w:lsdException w:qFormat="1" w:unhideWhenUsed="0" w:uiPriority="0" w:semiHidden="0" w:name="header"/>
-    <w:lsdException w:qFormat="1" w:unhideWhenUsed="0" w:uiPriority="0" w:semiHidden="0" w:name="footer"/>
-    <w:lsdException w:unhideWhenUsed="0" w:uiPriority="0" w:semiHidden="0" w:name="index heading"/>
-    <w:lsdException w:qFormat="1" w:uiPriority="0" w:name="caption"/>
-    <w:lsdException w:unhideWhenUsed="0" w:uiPriority="0" w:semiHidden="0" w:name="table of figures"/>
-    <w:lsdException w:unhideWhenUsed="0" w:uiPriority="0" w:semiHidden="0" w:name="envelope address"/>
-    <w:lsdException w:unhideWhenUsed="0" w:uiPriority="0" w:semiHidden="0" w:name="envelope return"/>
-    <w:lsdException w:unhideWhenUsed="0" w:uiPriority="0" w:semiHidden="0" w:name="footnote reference"/>
-    <w:lsdException w:unhideWhenUsed="0" w:uiPriority="0" w:semiHidden="0" w:name="annotation reference"/>
-    <w:lsdException w:unhideWhenUsed="0" w:uiPriority="0" w:semiHidden="0" w:name="line number"/>
-    <w:lsdException w:unhideWhenUsed="0" w:uiPriority="0" w:semiHidden="0" w:name="page number"/>
-    <w:lsdException w:unhideWhenUsed="0" w:uiPriority="0" w:semiHidden="0" w:name="endnote reference"/>
-    <w:lsdException w:unhideWhenUsed="0" w:uiPriority="0" w:semiHidden="0" w:name="endnote text"/>
-    <w:lsdException w:unhideWhenUsed="0" w:uiPriority="0" w:semiHidden="0" w:name="table of authorities"/>
-    <w:lsdException w:unhideWhenUsed="0" w:uiPriority="0" w:semiHidden="0" w:name="macro"/>
-    <w:lsdException w:unhideWhenUsed="0" w:uiPriority="0" w:semiHidden="0" w:name="toa heading"/>
-    <w:lsdException w:unhideWhenUsed="0" w:uiPriority="0" w:semiHidden="0" w:name="List"/>
-    <w:lsdException w:unhideWhenUsed="0" w:uiPriority="0" w:semiHidden="0" w:name="List Bullet"/>
-    <w:lsdException w:unhideWhenUsed="0" w:uiPriority="0" w:semiHidden="0" w:name="List Number"/>
-    <w:lsdException w:unhideWhenUsed="0" w:uiPriority="0" w:semiHidden="0" w:name="List 2"/>
-    <w:lsdException w:unhideWhenUsed="0" w:uiPriority="0" w:semiHidden="0" w:name="List 3"/>
-    <w:lsdException w:unhideWhenUsed="0" w:uiPriority="0" w:semiHidden="0" w:name="List 4"/>
-    <w:lsdException w:unhideWhenUsed="0" w:uiPriority="0" w:semiHidden="0" w:name="List 5"/>
-    <w:lsdException w:unhideWhenUsed="0" w:uiPriority="0" w:semiHidden="0" w:name="List Bullet 2"/>
-    <w:lsdException w:unhideWhenUsed="0" w:uiPriority="0" w:semiHidden="0" w:name="List Bullet 3"/>
-    <w:lsdException w:unhideWhenUsed="0" w:uiPriority="0" w:semiHidden="0" w:name="List Bullet 4"/>
-    <w:lsdException w:unhideWhenUsed="0" w:uiPriority="0" w:semiHidden="0" w:name="List Bullet 5"/>
-    <w:lsdException w:unhideWhenUsed="0" w:uiPriority="0" w:semiHidden="0" w:name="List Number 2"/>
-    <w:lsdException w:unhideWhenUsed="0" w:uiPriority="0" w:semiHidden="0" w:name="List Number 3"/>
-    <w:lsdException w:unhideWhenUsed="0" w:uiPriority="0" w:semiHidden="0" w:name="List Number 4"/>
-    <w:lsdException w:unhideWhenUsed="0" w:uiPriority="0" w:semiHidden="0" w:name="List Number 5"/>
-    <w:lsdException w:qFormat="1" w:unhideWhenUsed="0" w:uiPriority="0" w:semiHidden="0" w:name="Title"/>
-    <w:lsdException w:unhideWhenUsed="0" w:uiPriority="0" w:semiHidden="0" w:name="Closing"/>
-    <w:lsdException w:unhideWhenUsed="0" w:uiPriority="0" w:semiHidden="0" w:name="Signature"/>
-    <w:lsdException w:qFormat="1" w:uiPriority="1" w:name="Default Paragraph Font"/>
-    <w:lsdException w:unhideWhenUsed="0" w:uiPriority="0" w:semiHidden="0" w:name="Body Text"/>
-    <w:lsdException w:unhideWhenUsed="0" w:uiPriority="0" w:semiHidden="0" w:name="Body Text Indent"/>
-    <w:lsdException w:unhideWhenUsed="0" w:uiPriority="0" w:semiHidden="0" w:name="List Continue"/>
-    <w:lsdException w:unhideWhenUsed="0" w:uiPriority="0" w:semiHidden="0" w:name="List Continue 2"/>
-    <w:lsdException w:unhideWhenUsed="0" w:uiPriority="0" w:semiHidden="0" w:name="List Continue 3"/>
-    <w:lsdException w:unhideWhenUsed="0" w:uiPriority="0" w:semiHidden="0" w:name="List Continue 4"/>
-    <w:lsdException w:unhideWhenUsed="0" w:uiPriority="0" w:semiHidden="0" w:name="List Continue 5"/>
-    <w:lsdException w:unhideWhenUsed="0" w:uiPriority="0" w:semiHidden="0" w:name="Message Header"/>
-    <w:lsdException w:qFormat="1" w:unhideWhenUsed="0" w:uiPriority="0" w:semiHidden="0" w:name="Subtitle"/>
-    <w:lsdException w:unhideWhenUsed="0" w:uiPriority="0" w:semiHidden="0" w:name="Salutation"/>
-    <w:lsdException w:unhideWhenUsed="0" w:uiPriority="0" w:semiHidden="0" w:name="Date"/>
-    <w:lsdException w:unhideWhenUsed="0" w:uiPriority="0" w:semiHidden="0" w:name="Body Text First Indent"/>
-    <w:lsdException w:unhideWhenUsed="0" w:uiPriority="0" w:semiHidden="0" w:name="Body Text First Indent 2"/>
-    <w:lsdException w:unhideWhenUsed="0" w:uiPriority="0" w:semiHidden="0" w:name="Note Heading"/>
-    <w:lsdException w:unhideWhenUsed="0" w:uiPriority="0" w:semiHidden="0" w:name="Body Text 2"/>
-    <w:lsdException w:unhideWhenUsed="0" w:uiPriority="0" w:semiHidden="0" w:name="Body Text 3"/>
-    <w:lsdException w:unhideWhenUsed="0" w:uiPriority="0" w:semiHidden="0" w:name="Body Text Indent 2"/>
-    <w:lsdException w:unhideWhenUsed="0" w:uiPriority="0" w:semiHidden="0" w:name="Body Text Indent 3"/>
-    <w:lsdException w:unhideWhenUsed="0" w:uiPriority="0" w:semiHidden="0" w:name="Block Text"/>
-    <w:lsdException w:unhideWhenUsed="0" w:uiPriority="0" w:semiHidden="0" w:name="Hyperlink"/>
-    <w:lsdException w:unhideWhenUsed="0" w:uiPriority="0" w:semiHidden="0" w:name="FollowedHyperlink"/>
-    <w:lsdException w:qFormat="1" w:unhideWhenUsed="0" w:uiPriority="0" w:semiHidden="0" w:name="Strong"/>
-    <w:lsdException w:qFormat="1" w:unhideWhenUsed="0" w:uiPriority="0" w:semiHidden="0" w:name="Emphasis"/>
-    <w:lsdException w:unhideWhenUsed="0" w:uiPriority="0" w:semiHidden="0" w:name="Document Map"/>
-    <w:lsdException w:unhideWhenUsed="0" w:uiPriority="0" w:semiHidden="0" w:name="Plain Text"/>
-    <w:lsdException w:unhideWhenUsed="0" w:uiPriority="0" w:semiHidden="0" w:name="E-mail Signature"/>
-    <w:lsdException w:unhideWhenUsed="0" w:uiPriority="0" w:semiHidden="0" w:name="Normal (Web)"/>
-    <w:lsdException w:unhideWhenUsed="0" w:uiPriority="0" w:semiHidden="0" w:name="HTML Acronym"/>
-    <w:lsdException w:unhideWhenUsed="0" w:uiPriority="0" w:semiHidden="0" w:name="HTML Address"/>
-    <w:lsdException w:unhideWhenUsed="0" w:uiPriority="0" w:semiHidden="0" w:name="HTML Cite"/>
-    <w:lsdException w:unhideWhenUsed="0" w:uiPriority="0" w:semiHidden="0" w:name="HTML Code"/>
-    <w:lsdException w:unhideWhenUsed="0" w:uiPriority="0" w:semiHidden="0" w:name="HTML Definition"/>
-    <w:lsdException w:unhideWhenUsed="0" w:uiPriority="0" w:semiHidden="0" w:name="HTML Keyboard"/>
-    <w:lsdException w:unhideWhenUsed="0" w:uiPriority="0" w:semiHidden="0" w:name="HTML Preformatted"/>
-    <w:lsdException w:unhideWhenUsed="0" w:uiPriority="0" w:semiHidden="0" w:name="HTML Sample"/>
-    <w:lsdException w:unhideWhenUsed="0" w:uiPriority="0" w:semiHidden="0" w:name="HTML Typewriter"/>
-    <w:lsdException w:unhideWhenUsed="0" w:uiPriority="0" w:semiHidden="0" w:name="HTML Variable"/>
-    <w:lsdException w:qFormat="1" w:uiPriority="99" w:name="Normal Table"/>
-    <w:lsdException w:unhideWhenUsed="0" w:uiPriority="0" w:semiHidden="0" w:name="annotation subject"/>
-    <w:lsdException w:uiPriority="99" w:name="Table Simple 1"/>
-    <w:lsdException w:uiPriority="99" w:name="Table Simple 2"/>
-    <w:lsdException w:uiPriority="99" w:name="Table Simple 3"/>
-    <w:lsdException w:uiPriority="99" w:name="Table Classic 1"/>
-    <w:lsdException w:uiPriority="99" w:name="Table Classic 2"/>
-    <w:lsdException w:uiPriority="99" w:name="Table Classic 3"/>
-    <w:lsdException w:uiPriority="99" w:name="Table Classic 4"/>
-    <w:lsdException w:uiPriority="99" w:name="Table Colorful 1"/>
-    <w:lsdException w:uiPriority="99" w:name="Table Colorful 2"/>
-    <w:lsdException w:uiPriority="99" w:name="Table Colorful 3"/>
-    <w:lsdException w:uiPriority="99" w:name="Table Columns 1"/>
-    <w:lsdException w:uiPriority="99" w:name="Table Columns 2"/>
-    <w:lsdException w:uiPriority="99" w:name="Table Columns 3"/>
-    <w:lsdException w:uiPriority="99" w:name="Table Columns 4"/>
-    <w:lsdException w:uiPriority="99" w:name="Table Columns 5"/>
-    <w:lsdException w:uiPriority="99" w:name="Table Grid 1"/>
-    <w:lsdException w:uiPriority="99" w:name="Table Grid 2"/>
-    <w:lsdException w:uiPriority="99" w:name="Table Grid 3"/>
-    <w:lsdException w:uiPriority="99" w:name="Table Grid 4"/>
-    <w:lsdException w:uiPriority="99" w:name="Table Grid 5"/>
-    <w:lsdException w:uiPriority="99" w:name="Table Grid 6"/>
-    <w:lsdException w:uiPriority="99" w:name="Table Grid 7"/>
-    <w:lsdException w:uiPriority="99" w:name="Table Grid 8"/>
-    <w:lsdException w:uiPriority="99" w:name="Table List 1"/>
-    <w:lsdException w:uiPriority="99" w:name="Table List 2"/>
-    <w:lsdException w:uiPriority="99" w:name="Table List 3"/>
-    <w:lsdException w:uiPriority="99" w:name="Table List 4"/>
-    <w:lsdException w:uiPriority="99" w:name="Table List 5"/>
-    <w:lsdException w:uiPriority="99" w:name="Table List 6"/>
-    <w:lsdException w:uiPriority="99" w:name="Table List 7"/>
-    <w:lsdException w:uiPriority="99" w:name="Table List 8"/>
-    <w:lsdException w:uiPriority="99" w:name="Table 3D effects 1"/>
-    <w:lsdException w:uiPriority="99" w:name="Table 3D effects 2"/>
-    <w:lsdException w:uiPriority="99" w:name="Table 3D effects 3"/>
-    <w:lsdException w:uiPriority="99" w:name="Table Contemporary"/>
-    <w:lsdException w:uiPriority="99" w:name="Table Elegant"/>
-    <w:lsdException w:uiPriority="99" w:name="Table Professional"/>
-    <w:lsdException w:uiPriority="99" w:name="Table Subtle 1"/>
-    <w:lsdException w:uiPriority="99" w:name="Table Subtle 2"/>
-    <w:lsdException w:uiPriority="99" w:name="Table Web 1"/>
-    <w:lsdException w:uiPriority="99" w:name="Table Web 2"/>
-    <w:lsdException w:uiPriority="99" w:name="Table Web 3"/>
-    <w:lsdException w:qFormat="1" w:unhideWhenUsed="0" w:uiPriority="0" w:semiHidden="0" w:name="Balloon Text"/>
-    <w:lsdException w:unhideWhenUsed="0" w:uiPriority="99" w:semiHidden="0" w:name="Table Grid"/>
-    <w:lsdException w:uiPriority="99" w:name="Table Theme"/>
-    <w:lsdException w:unhideWhenUsed="0" w:uiPriority="60" w:semiHidden="0" w:name="Light Shading"/>
-    <w:lsdException w:unhideWhenUsed="0" w:uiPriority="61" w:semiHidden="0" w:name="Light List"/>
-    <w:lsdException w:unhideWhenUsed="0" w:uiPriority="62" w:semiHidden="0" w:name="Light Grid"/>
-    <w:lsdException w:unhideWhenUsed="0" w:uiPriority="63" w:semiHidden="0" w:name="Medium Shading 1"/>
-    <w:lsdException w:unhideWhenUsed="0" w:uiPriority="64" w:semiHidden="0" w:name="Medium Shading 2"/>
-    <w:lsdException w:unhideWhenUsed="0" w:uiPriority="65" w:semiHidden="0" w:name="Medium List 1"/>
-    <w:lsdException w:unhideWhenUsed="0" w:uiPriority="66" w:semiHidden="0" w:name="Medium List 2"/>
-    <w:lsdException w:unhideWhenUsed="0" w:uiPriority="67" w:semiHidden="0" w:name="Medium Grid 1"/>
-    <w:lsdException w:unhideWhenUsed="0" w:uiPriority="68" w:semiHidden="0" w:name="Medium Grid 2"/>
-    <w:lsdException w:unhideWhenUsed="0" w:uiPriority="69" w:semiHidden="0" w:name="Medium Grid 3"/>
-    <w:lsdException w:unhideWhenUsed="0" w:uiPriority="70" w:semiHidden="0" w:name="Dark List"/>
-    <w:lsdException w:unhideWhenUsed="0" w:uiPriority="71" w:semiHidden="0" w:name="Colorful Shading"/>
-    <w:lsdException w:unhideWhenUsed="0" w:uiPriority="72" w:semiHidden="0" w:name="Colorful List"/>
-    <w:lsdException w:unhideWhenUsed="0" w:uiPriority="73" w:semiHidden="0" w:name="Colorful Grid"/>
-    <w:lsdException w:unhideWhenUsed="0" w:uiPriority="60" w:semiHidden="0" w:name="Light Shading Accent 1"/>
-    <w:lsdException w:unhideWhenUsed="0" w:uiPriority="61" w:semiHidden="0" w:name="Light List Accent 1"/>
-    <w:lsdException w:unhideWhenUsed="0" w:uiPriority="62" w:semiHidden="0" w:name="Light Grid Accent 1"/>
-    <w:lsdException w:unhideWhenUsed="0" w:uiPriority="63" w:semiHidden="0" w:name="Medium Shading 1 Accent 1"/>
-    <w:lsdException w:unhideWhenUsed="0" w:uiPriority="64" w:semiHidden="0" w:name="Medium Shading 2 Accent 1"/>
-    <w:lsdException w:unhideWhenUsed="0" w:uiPriority="65" w:semiHidden="0" w:name="Medium List 1 Accent 1"/>
-    <w:lsdException w:unhideWhenUsed="0" w:uiPriority="66" w:semiHidden="0" w:name="Medium List 2 Accent 1"/>
-    <w:lsdException w:unhideWhenUsed="0" w:uiPriority="67" w:semiHidden="0" w:name="Medium Grid 1 Accent 1"/>
-    <w:lsdException w:unhideWhenUsed="0" w:uiPriority="68" w:semiHidden="0" w:name="Medium Grid 2 Accent 1"/>
-    <w:lsdException w:unhideWhenUsed="0" w:uiPriority="69" w:semiHidden="0" w:name="Medium Grid 3 Accent 1"/>
-    <w:lsdException w:unhideWhenUsed="0" w:uiPriority="70" w:semiHidden="0" w:name="Dark List Accent 1"/>
-    <w:lsdException w:unhideWhenUsed="0" w:uiPriority="71" w:semiHidden="0" w:name="Colorful Shading Accent 1"/>
-    <w:lsdException w:unhideWhenUsed="0" w:uiPriority="72" w:semiHidden="0" w:name="Colorful List Accent 1"/>
-    <w:lsdException w:unhideWhenUsed="0" w:uiPriority="73" w:semiHidden="0" w:name="Colorful Grid Accent 1"/>
-    <w:lsdException w:unhideWhenUsed="0" w:uiPriority="60" w:semiHidden="0" w:name="Light Shading Accent 2"/>
-    <w:lsdException w:unhideWhenUsed="0" w:uiPriority="61" w:semiHidden="0" w:name="Light List Accent 2"/>
-    <w:lsdException w:unhideWhenUsed="0" w:uiPriority="62" w:semiHidden="0" w:name="Light Grid Accent 2"/>
-    <w:lsdException w:unhideWhenUsed="0" w:uiPriority="63" w:semiHidden="0" w:name="Medium Shading 1 Accent 2"/>
-    <w:lsdException w:unhideWhenUsed="0" w:uiPriority="64" w:semiHidden="0" w:name="Medium Shading 2 Accent 2"/>
-    <w:lsdException w:unhideWhenUsed="0" w:uiPriority="65" w:semiHidden="0" w:name="Medium List 1 Accent 2"/>
-    <w:lsdException w:unhideWhenUsed="0" w:uiPriority="66" w:semiHidden="0" w:name="Medium List 2 Accent 2"/>
-    <w:lsdException w:unhideWhenUsed="0" w:uiPriority="67" w:semiHidden="0" w:name="Medium Grid 1 Accent 2"/>
-    <w:lsdException w:unhideWhenUsed="0" w:uiPriority="68" w:semiHidden="0" w:name="Medium Grid 2 Accent 2"/>
-    <w:lsdException w:unhideWhenUsed="0" w:uiPriority="69" w:semiHidden="0" w:name="Medium Grid 3 Accent 2"/>
-    <w:lsdException w:unhideWhenUsed="0" w:uiPriority="70" w:semiHidden="0" w:name="Dark List Accent 2"/>
-    <w:lsdException w:unhideWhenUsed="0" w:uiPriority="71" w:semiHidden="0" w:name="Colorful Shading Accent 2"/>
-    <w:lsdException w:unhideWhenUsed="0" w:uiPriority="72" w:semiHidden="0" w:name="Colorful List Accent 2"/>
-    <w:lsdException w:unhideWhenUsed="0" w:uiPriority="73" w:semiHidden="0" w:name="Colorful Grid Accent 2"/>
-    <w:lsdException w:unhideWhenUsed="0" w:uiPriority="60" w:semiHidden="0" w:name="Light Shading Accent 3"/>
-    <w:lsdException w:unhideWhenUsed="0" w:uiPriority="61" w:semiHidden="0" w:name="Light List Accent 3"/>
-    <w:lsdException w:unhideWhenUsed="0" w:uiPriority="62" w:semiHidden="0" w:name="Light Grid Accent 3"/>
-    <w:lsdException w:unhideWhenUsed="0" w:uiPriority="63" w:semiHidden="0" w:name="Medium Shading 1 Accent 3"/>
-    <w:lsdException w:unhideWhenUsed="0" w:uiPriority="64" w:semiHidden="0" w:name="Medium Shading 2 Accent 3"/>
-    <w:lsdException w:unhideWhenUsed="0" w:uiPriority="65" w:semiHidden="0" w:name="Medium List 1 Accent 3"/>
-    <w:lsdException w:unhideWhenUsed="0" w:uiPriority="66" w:semiHidden="0" w:name="Medium List 2 Accent 3"/>
-    <w:lsdException w:unhideWhenUsed="0" w:uiPriority="67" w:semiHidden="0" w:name="Medium Grid 1 Accent 3"/>
-    <w:lsdException w:unhideWhenUsed="0" w:uiPriority="68" w:semiHidden="0" w:name="Medium Grid 2 Accent 3"/>
-    <w:lsdException w:unhideWhenUsed="0" w:uiPriority="69" w:semiHidden="0" w:name="Medium Grid 3 Accent 3"/>
-    <w:lsdException w:unhideWhenUsed="0" w:uiPriority="70" w:semiHidden="0" w:name="Dark List Accent 3"/>
-    <w:lsdException w:unhideWhenUsed="0" w:uiPriority="71" w:semiHidden="0" w:name="Colorful Shading Accent 3"/>
-    <w:lsdException w:unhideWhenUsed="0" w:uiPriority="72" w:semiHidden="0" w:name="Colorful List Accent 3"/>
-    <w:lsdException w:unhideWhenUsed="0" w:uiPriority="73" w:semiHidden="0" w:name="Colorful Grid Accent 3"/>
-    <w:lsdException w:unhideWhenUsed="0" w:uiPriority="60" w:semiHidden="0" w:name="Light Shading Accent 4"/>
-    <w:lsdException w:unhideWhenUsed="0" w:uiPriority="61" w:semiHidden="0" w:name="Light List Accent 4"/>
-    <w:lsdException w:unhideWhenUsed="0" w:uiPriority="62" w:semiHidden="0" w:name="Light Grid Accent 4"/>
-    <w:lsdException w:unhideWhenUsed="0" w:uiPriority="63" w:semiHidden="0" w:name="Medium Shading 1 Accent 4"/>
-    <w:lsdException w:unhideWhenUsed="0" w:uiPriority="64" w:semiHidden="0" w:name="Medium Shading 2 Accent 4"/>
-    <w:lsdException w:unhideWhenUsed="0" w:uiPriority="65" w:semiHidden="0" w:name="Medium List 1 Accent 4"/>
-    <w:lsdException w:unhideWhenUsed="0" w:uiPriority="66" w:semiHidden="0" w:name="Medium List 2 Accent 4"/>
-    <w:lsdException w:unhideWhenUsed="0" w:uiPriority="67" w:semiHidden="0" w:name="Medium Grid 1 Accent 4"/>
-    <w:lsdException w:unhideWhenUsed="0" w:uiPriority="68" w:semiHidden="0" w:name="Medium Grid 2 Accent 4"/>
-    <w:lsdException w:unhideWhenUsed="0" w:uiPriority="69" w:semiHidden="0" w:name="Medium Grid 3 Accent 4"/>
-    <w:lsdException w:unhideWhenUsed="0" w:uiPriority="70" w:semiHidden="0" w:name="Dark List Accent 4"/>
-    <w:lsdException w:unhideWhenUsed="0" w:uiPriority="71" w:semiHidden="0" w:name="Colorful Shading Accent 4"/>
-    <w:lsdException w:unhideWhenUsed="0" w:uiPriority="72" w:semiHidden="0" w:name="Colorful List Accent 4"/>
-    <w:lsdException w:unhideWhenUsed="0" w:uiPriority="73" w:semiHidden="0" w:name="Colorful Grid Accent 4"/>
-    <w:lsdException w:unhideWhenUsed="0" w:uiPriority="60" w:semiHidden="0" w:name="Light Shading Accent 5"/>
-    <w:lsdException w:unhideWhenUsed="0" w:uiPriority="61" w:semiHidden="0" w:name="Light List Accent 5"/>
-    <w:lsdException w:unhideWhenUsed="0" w:uiPriority="62" w:semiHidden="0" w:name="Light Grid Accent 5"/>
-    <w:lsdException w:unhideWhenUsed="0" w:uiPriority="63" w:semiHidden="0" w:name="Medium Shading 1 Accent 5"/>
-    <w:lsdException w:unhideWhenUsed="0" w:uiPriority="64" w:semiHidden="0" w:name="Medium Shading 2 Accent 5"/>
-    <w:lsdException w:unhideWhenUsed="0" w:uiPriority="65" w:semiHidden="0" w:name="Medium List 1 Accent 5"/>
-    <w:lsdException w:unhideWhenUsed="0" w:uiPriority="66" w:semiHidden="0" w:name="Medium List 2 Accent 5"/>
-    <w:lsdException w:unhideWhenUsed="0" w:uiPriority="67" w:semiHidden="0" w:name="Medium Grid 1 Accent 5"/>
-    <w:lsdException w:unhideWhenUsed="0" w:uiPriority="68" w:semiHidden="0" w:name="Medium Grid 2 Accent 5"/>
-    <w:lsdException w:unhideWhenUsed="0" w:uiPriority="69" w:semiHidden="0" w:name="Medium Grid 3 Accent 5"/>
-    <w:lsdException w:unhideWhenUsed="0" w:uiPriority="70" w:semiHidden="0" w:name="Dark List Accent 5"/>
-    <w:lsdException w:unhideWhenUsed="0" w:uiPriority="71" w:semiHidden="0" w:name="Colorful Shading Accent 5"/>
-    <w:lsdException w:unhideWhenUsed="0" w:uiPriority="72" w:semiHidden="0" w:name="Colorful List Accent 5"/>
-    <w:lsdException w:unhideWhenUsed="0" w:uiPriority="73" w:semiHidden="0" w:name="Colorful Grid Accent 5"/>
-    <w:lsdException w:unhideWhenUsed="0" w:uiPriority="60" w:semiHidden="0" w:name="Light Shading Accent 6"/>
-    <w:lsdException w:unhideWhenUsed="0" w:uiPriority="61" w:semiHidden="0" w:name="Light List Accent 6"/>
-    <w:lsdException w:unhideWhenUsed="0" w:uiPriority="62" w:semiHidden="0" w:name="Light Grid Accent 6"/>
-    <w:lsdException w:unhideWhenUsed="0" w:uiPriority="63" w:semiHidden="0" w:name="Medium Shading 1 Accent 6"/>
-    <w:lsdException w:unhideWhenUsed="0" w:uiPriority="64" w:semiHidden="0" w:name="Medium Shading 2 Accent 6"/>
-    <w:lsdException w:unhideWhenUsed="0" w:uiPriority="65" w:semiHidden="0" w:name="Medium List 1 Accent 6"/>
-    <w:lsdException w:unhideWhenUsed="0" w:uiPriority="66" w:semiHidden="0" w:name="Medium List 2 Accent 6"/>
-    <w:lsdException w:unhideWhenUsed="0" w:uiPriority="67" w:semiHidden="0" w:name="Medium Grid 1 Accent 6"/>
-    <w:lsdException w:unhideWhenUsed="0" w:uiPriority="68" w:semiHidden="0" w:name="Medium Grid 2 Accent 6"/>
-    <w:lsdException w:unhideWhenUsed="0" w:uiPriority="69" w:semiHidden="0" w:name="Medium Grid 3 Accent 6"/>
-    <w:lsdException w:unhideWhenUsed="0" w:uiPriority="70" w:semiHidden="0" w:name="Dark List Accent 6"/>
-    <w:lsdException w:unhideWhenUsed="0" w:uiPriority="71" w:semiHidden="0" w:name="Colorful Shading Accent 6"/>
-    <w:lsdException w:unhideWhenUsed="0" w:uiPriority="72" w:semiHidden="0" w:name="Colorful List Accent 6"/>
-    <w:lsdException w:unhideWhenUsed="0" w:uiPriority="73" w:semiHidden="0" w:name="Colorful Grid Accent 6"/>
+  <w:latentStyles w:defLockedState="0" w:defUIPriority="0" w:defSemiHidden="0" w:defUnhideWhenUsed="0" w:defQFormat="0" w:count="376">
+    <w:lsdException w:name="Normal" w:qFormat="1"/>
+    <w:lsdException w:name="heading 1" w:qFormat="1"/>
+    <w:lsdException w:name="heading 2" w:semiHidden="1" w:unhideWhenUsed="1" w:qFormat="1"/>
+    <w:lsdException w:name="heading 3" w:semiHidden="1" w:unhideWhenUsed="1" w:qFormat="1"/>
+    <w:lsdException w:name="heading 4" w:semiHidden="1" w:unhideWhenUsed="1" w:qFormat="1"/>
+    <w:lsdException w:name="heading 5" w:semiHidden="1" w:unhideWhenUsed="1" w:qFormat="1"/>
+    <w:lsdException w:name="heading 6" w:semiHidden="1" w:unhideWhenUsed="1" w:qFormat="1"/>
+    <w:lsdException w:name="heading 7" w:semiHidden="1" w:unhideWhenUsed="1" w:qFormat="1"/>
+    <w:lsdException w:name="heading 8" w:semiHidden="1" w:unhideWhenUsed="1" w:qFormat="1"/>
+    <w:lsdException w:name="heading 9" w:semiHidden="1" w:unhideWhenUsed="1" w:qFormat="1"/>
+    <w:lsdException w:name="header" w:qFormat="1"/>
+    <w:lsdException w:name="footer" w:qFormat="1"/>
+    <w:lsdException w:name="caption" w:semiHidden="1" w:unhideWhenUsed="1" w:qFormat="1"/>
+    <w:lsdException w:name="Title" w:qFormat="1"/>
+    <w:lsdException w:name="Default Paragraph Font" w:semiHidden="1" w:uiPriority="1" w:unhideWhenUsed="1" w:qFormat="1"/>
+    <w:lsdException w:name="Subtitle" w:qFormat="1"/>
+    <w:lsdException w:name="Strong" w:qFormat="1"/>
+    <w:lsdException w:name="Emphasis" w:qFormat="1"/>
+    <w:lsdException w:name="HTML Top of Form" w:semiHidden="1" w:uiPriority="99" w:unhideWhenUsed="1"/>
+    <w:lsdException w:name="HTML Bottom of Form" w:semiHidden="1" w:uiPriority="99" w:unhideWhenUsed="1"/>
+    <w:lsdException w:name="Normal Table" w:semiHidden="1" w:uiPriority="99" w:unhideWhenUsed="1" w:qFormat="1"/>
+    <w:lsdException w:name="No List" w:semiHidden="1" w:uiPriority="99" w:unhideWhenUsed="1"/>
+    <w:lsdException w:name="Outline List 1" w:semiHidden="1" w:uiPriority="99" w:unhideWhenUsed="1"/>
+    <w:lsdException w:name="Outline List 2" w:semiHidden="1" w:uiPriority="99" w:unhideWhenUsed="1"/>
+    <w:lsdException w:name="Outline List 3" w:semiHidden="1" w:uiPriority="99" w:unhideWhenUsed="1"/>
+    <w:lsdException w:name="Table Simple 1" w:semiHidden="1" w:uiPriority="99" w:unhideWhenUsed="1"/>
+    <w:lsdException w:name="Table Simple 2" w:semiHidden="1" w:uiPriority="99" w:unhideWhenUsed="1"/>
+    <w:lsdException w:name="Table Simple 3" w:semiHidden="1" w:uiPriority="99" w:unhideWhenUsed="1"/>
+    <w:lsdException w:name="Table Classic 1" w:semiHidden="1" w:uiPriority="99" w:unhideWhenUsed="1"/>
+    <w:lsdException w:name="Table Classic 2" w:semiHidden="1" w:uiPriority="99" w:unhideWhenUsed="1"/>
+    <w:lsdException w:name="Table Classic 3" w:semiHidden="1" w:uiPriority="99" w:unhideWhenUsed="1"/>
+    <w:lsdException w:name="Table Classic 4" w:semiHidden="1" w:uiPriority="99" w:unhideWhenUsed="1"/>
+    <w:lsdException w:name="Table Colorful 1" w:semiHidden="1" w:uiPriority="99" w:unhideWhenUsed="1"/>
+    <w:lsdException w:name="Table Colorful 2" w:semiHidden="1" w:uiPriority="99" w:unhideWhenUsed="1"/>
+    <w:lsdException w:name="Table Colorful 3" w:semiHidden="1" w:uiPriority="99" w:unhideWhenUsed="1"/>
+    <w:lsdException w:name="Table Columns 1" w:semiHidden="1" w:uiPriority="99" w:unhideWhenUsed="1"/>
+    <w:lsdException w:name="Table Columns 2" w:semiHidden="1" w:uiPriority="99" w:unhideWhenUsed="1"/>
+    <w:lsdException w:name="Table Columns 3" w:semiHidden="1" w:uiPriority="99" w:unhideWhenUsed="1"/>
+    <w:lsdException w:name="Table Columns 4" w:semiHidden="1" w:uiPriority="99" w:unhideWhenUsed="1"/>
+    <w:lsdException w:name="Table Columns 5" w:semiHidden="1" w:uiPriority="99" w:unhideWhenUsed="1"/>
+    <w:lsdException w:name="Table Grid 1" w:semiHidden="1" w:uiPriority="99" w:unhideWhenUsed="1"/>
+    <w:lsdException w:name="Table Grid 2" w:semiHidden="1" w:uiPriority="99" w:unhideWhenUsed="1"/>
+    <w:lsdException w:name="Table Grid 3" w:semiHidden="1" w:uiPriority="99" w:unhideWhenUsed="1"/>
+    <w:lsdException w:name="Table Grid 4" w:semiHidden="1" w:uiPriority="99" w:unhideWhenUsed="1"/>
+    <w:lsdException w:name="Table Grid 5" w:semiHidden="1" w:uiPriority="99" w:unhideWhenUsed="1"/>
+    <w:lsdException w:name="Table Grid 6" w:semiHidden="1" w:uiPriority="99" w:unhideWhenUsed="1"/>
+    <w:lsdException w:name="Table Grid 7" w:semiHidden="1" w:uiPriority="99" w:unhideWhenUsed="1"/>
+    <w:lsdException w:name="Table Grid 8" w:semiHidden="1" w:uiPriority="99" w:unhideWhenUsed="1"/>
+    <w:lsdException w:name="Table List 1" w:semiHidden="1" w:uiPriority="99" w:unhideWhenUsed="1"/>
+    <w:lsdException w:name="Table List 2" w:semiHidden="1" w:uiPriority="99" w:unhideWhenUsed="1"/>
+    <w:lsdException w:name="Table List 3" w:semiHidden="1" w:uiPriority="99" w:unhideWhenUsed="1"/>
+    <w:lsdException w:name="Table List 4" w:semiHidden="1" w:uiPriority="99" w:unhideWhenUsed="1"/>
+    <w:lsdException w:name="Table List 5" w:semiHidden="1" w:uiPriority="99" w:unhideWhenUsed="1"/>
+    <w:lsdException w:name="Table List 6" w:semiHidden="1" w:uiPriority="99" w:unhideWhenUsed="1"/>
+    <w:lsdException w:name="Table List 7" w:semiHidden="1" w:uiPriority="99" w:unhideWhenUsed="1"/>
+    <w:lsdException w:name="Table List 8" w:semiHidden="1" w:uiPriority="99" w:unhideWhenUsed="1"/>
+    <w:lsdException w:name="Table 3D effects 1" w:semiHidden="1" w:uiPriority="99" w:unhideWhenUsed="1"/>
+    <w:lsdException w:name="Table 3D effects 2" w:semiHidden="1" w:uiPriority="99" w:unhideWhenUsed="1"/>
+    <w:lsdException w:name="Table 3D effects 3" w:semiHidden="1" w:uiPriority="99" w:unhideWhenUsed="1"/>
+    <w:lsdException w:name="Table Contemporary" w:semiHidden="1" w:uiPriority="99" w:unhideWhenUsed="1"/>
+    <w:lsdException w:name="Table Elegant" w:semiHidden="1" w:uiPriority="99" w:unhideWhenUsed="1"/>
+    <w:lsdException w:name="Table Professional" w:semiHidden="1" w:uiPriority="99" w:unhideWhenUsed="1"/>
+    <w:lsdException w:name="Table Subtle 1" w:semiHidden="1" w:uiPriority="99" w:unhideWhenUsed="1"/>
+    <w:lsdException w:name="Table Subtle 2" w:semiHidden="1" w:uiPriority="99" w:unhideWhenUsed="1"/>
+    <w:lsdException w:name="Table Web 1" w:semiHidden="1" w:uiPriority="99" w:unhideWhenUsed="1"/>
+    <w:lsdException w:name="Table Web 2" w:semiHidden="1" w:uiPriority="99" w:unhideWhenUsed="1"/>
+    <w:lsdException w:name="Table Web 3" w:semiHidden="1" w:uiPriority="99" w:unhideWhenUsed="1"/>
+    <w:lsdException w:name="Balloon Text" w:qFormat="1"/>
+    <w:lsdException w:name="Table Grid" w:uiPriority="99"/>
+    <w:lsdException w:name="Table Theme" w:semiHidden="1" w:uiPriority="99" w:unhideWhenUsed="1"/>
+    <w:lsdException w:name="Placeholder Text" w:semiHidden="1" w:uiPriority="99" w:unhideWhenUsed="1"/>
+    <w:lsdException w:name="No Spacing" w:semiHidden="1" w:uiPriority="99" w:unhideWhenUsed="1"/>
+    <w:lsdException w:name="Light Shading" w:uiPriority="60"/>
+    <w:lsdException w:name="Light List" w:uiPriority="61"/>
+    <w:lsdException w:name="Light Grid" w:uiPriority="62"/>
+    <w:lsdException w:name="Medium Shading 1" w:uiPriority="63"/>
+    <w:lsdException w:name="Medium Shading 2" w:uiPriority="64"/>
+    <w:lsdException w:name="Medium List 1" w:uiPriority="65"/>
+    <w:lsdException w:name="Medium List 2" w:uiPriority="66"/>
+    <w:lsdException w:name="Medium Grid 1" w:uiPriority="67"/>
+    <w:lsdException w:name="Medium Grid 2" w:uiPriority="68"/>
+    <w:lsdException w:name="Medium Grid 3" w:uiPriority="69"/>
+    <w:lsdException w:name="Dark List" w:uiPriority="70"/>
+    <w:lsdException w:name="Colorful Shading" w:uiPriority="71"/>
+    <w:lsdException w:name="Colorful List" w:uiPriority="72"/>
+    <w:lsdException w:name="Colorful Grid" w:uiPriority="73"/>
+    <w:lsdException w:name="Light Shading Accent 1" w:uiPriority="60"/>
+    <w:lsdException w:name="Light List Accent 1" w:uiPriority="61"/>
+    <w:lsdException w:name="Light Grid Accent 1" w:uiPriority="62"/>
+    <w:lsdException w:name="Medium Shading 1 Accent 1" w:uiPriority="63"/>
+    <w:lsdException w:name="Medium Shading 2 Accent 1" w:uiPriority="64"/>
+    <w:lsdException w:name="Medium List 1 Accent 1" w:uiPriority="65"/>
+    <w:lsdException w:name="Revision" w:semiHidden="1" w:uiPriority="99" w:unhideWhenUsed="1"/>
+    <w:lsdException w:name="List Paragraph" w:semiHidden="1" w:uiPriority="99" w:unhideWhenUsed="1"/>
+    <w:lsdException w:name="Quote" w:semiHidden="1" w:uiPriority="99" w:unhideWhenUsed="1"/>
+    <w:lsdException w:name="Intense Quote" w:semiHidden="1" w:uiPriority="99" w:unhideWhenUsed="1"/>
+    <w:lsdException w:name="Medium List 2 Accent 1" w:uiPriority="66"/>
+    <w:lsdException w:name="Medium Grid 1 Accent 1" w:uiPriority="67"/>
+    <w:lsdException w:name="Medium Grid 2 Accent 1" w:uiPriority="68"/>
+    <w:lsdException w:name="Medium Grid 3 Accent 1" w:uiPriority="69"/>
+    <w:lsdException w:name="Dark List Accent 1" w:uiPriority="70"/>
+    <w:lsdException w:name="Colorful Shading Accent 1" w:uiPriority="71"/>
+    <w:lsdException w:name="Colorful List Accent 1" w:uiPriority="72"/>
+    <w:lsdException w:name="Colorful Grid Accent 1" w:uiPriority="73"/>
+    <w:lsdException w:name="Light Shading Accent 2" w:uiPriority="60"/>
+    <w:lsdException w:name="Light List Accent 2" w:uiPriority="61"/>
+    <w:lsdException w:name="Light Grid Accent 2" w:uiPriority="62"/>
+    <w:lsdException w:name="Medium Shading 1 Accent 2" w:uiPriority="63"/>
+    <w:lsdException w:name="Medium Shading 2 Accent 2" w:uiPriority="64"/>
+    <w:lsdException w:name="Medium List 1 Accent 2" w:uiPriority="65"/>
+    <w:lsdException w:name="Medium List 2 Accent 2" w:uiPriority="66"/>
+    <w:lsdException w:name="Medium Grid 1 Accent 2" w:uiPriority="67"/>
+    <w:lsdException w:name="Medium Grid 2 Accent 2" w:uiPriority="68"/>
+    <w:lsdException w:name="Medium Grid 3 Accent 2" w:uiPriority="69"/>
+    <w:lsdException w:name="Dark List Accent 2" w:uiPriority="70"/>
+    <w:lsdException w:name="Colorful Shading Accent 2" w:uiPriority="71"/>
+    <w:lsdException w:name="Colorful List Accent 2" w:uiPriority="72"/>
+    <w:lsdException w:name="Colorful Grid Accent 2" w:uiPriority="73"/>
+    <w:lsdException w:name="Light Shading Accent 3" w:uiPriority="60"/>
+    <w:lsdException w:name="Light List Accent 3" w:uiPriority="61"/>
+    <w:lsdException w:name="Light Grid Accent 3" w:uiPriority="62"/>
+    <w:lsdException w:name="Medium Shading 1 Accent 3" w:uiPriority="63"/>
+    <w:lsdException w:name="Medium Shading 2 Accent 3" w:uiPriority="64"/>
+    <w:lsdException w:name="Medium List 1 Accent 3" w:uiPriority="65"/>
+    <w:lsdException w:name="Medium List 2 Accent 3" w:uiPriority="66"/>
+    <w:lsdException w:name="Medium Grid 1 Accent 3" w:uiPriority="67"/>
+    <w:lsdException w:name="Medium Grid 2 Accent 3" w:uiPriority="68"/>
+    <w:lsdException w:name="Medium Grid 3 Accent 3" w:uiPriority="69"/>
+    <w:lsdException w:name="Dark List Accent 3" w:uiPriority="70"/>
+    <w:lsdException w:name="Colorful Shading Accent 3" w:uiPriority="71"/>
+    <w:lsdException w:name="Colorful List Accent 3" w:uiPriority="72"/>
+    <w:lsdException w:name="Colorful Grid Accent 3" w:uiPriority="73"/>
+    <w:lsdException w:name="Light Shading Accent 4" w:uiPriority="60"/>
+    <w:lsdException w:name="Light List Accent 4" w:uiPriority="61"/>
+    <w:lsdException w:name="Light Grid Accent 4" w:uiPriority="62"/>
+    <w:lsdException w:name="Medium Shading 1 Accent 4" w:uiPriority="63"/>
+    <w:lsdException w:name="Medium Shading 2 Accent 4" w:uiPriority="64"/>
+    <w:lsdException w:name="Medium List 1 Accent 4" w:uiPriority="65"/>
+    <w:lsdException w:name="Medium List 2 Accent 4" w:uiPriority="66"/>
+    <w:lsdException w:name="Medium Grid 1 Accent 4" w:uiPriority="67"/>
+    <w:lsdException w:name="Medium Grid 2 Accent 4" w:uiPriority="68"/>
+    <w:lsdException w:name="Medium Grid 3 Accent 4" w:uiPriority="69"/>
+    <w:lsdException w:name="Dark List Accent 4" w:uiPriority="70"/>
+    <w:lsdException w:name="Colorful Shading Accent 4" w:uiPriority="71"/>
+    <w:lsdException w:name="Colorful List Accent 4" w:uiPriority="72"/>
+    <w:lsdException w:name="Colorful Grid Accent 4" w:uiPriority="73"/>
+    <w:lsdException w:name="Light Shading Accent 5" w:uiPriority="60"/>
+    <w:lsdException w:name="Light List Accent 5" w:uiPriority="61"/>
+    <w:lsdException w:name="Light Grid Accent 5" w:uiPriority="62"/>
+    <w:lsdException w:name="Medium Shading 1 Accent 5" w:uiPriority="63"/>
+    <w:lsdException w:name="Medium Shading 2 Accent 5" w:uiPriority="64"/>
+    <w:lsdException w:name="Medium List 1 Accent 5" w:uiPriority="65"/>
+    <w:lsdException w:name="Medium List 2 Accent 5" w:uiPriority="66"/>
+    <w:lsdException w:name="Medium Grid 1 Accent 5" w:uiPriority="67"/>
+    <w:lsdException w:name="Medium Grid 2 Accent 5" w:uiPriority="68"/>
+    <w:lsdException w:name="Medium Grid 3 Accent 5" w:uiPriority="69"/>
+    <w:lsdException w:name="Dark List Accent 5" w:uiPriority="70"/>
+    <w:lsdException w:name="Colorful Shading Accent 5" w:uiPriority="71"/>
+    <w:lsdException w:name="Colorful List Accent 5" w:uiPriority="72"/>
+    <w:lsdException w:name="Colorful Grid Accent 5" w:uiPriority="73"/>
+    <w:lsdException w:name="Light Shading Accent 6" w:uiPriority="60"/>
+    <w:lsdException w:name="Light List Accent 6" w:uiPriority="61"/>
+    <w:lsdException w:name="Light Grid Accent 6" w:uiPriority="62"/>
+    <w:lsdException w:name="Medium Shading 1 Accent 6" w:uiPriority="63"/>
+    <w:lsdException w:name="Medium Shading 2 Accent 6" w:uiPriority="64"/>
+    <w:lsdException w:name="Medium List 1 Accent 6" w:uiPriority="65"/>
+    <w:lsdException w:name="Medium List 2 Accent 6" w:uiPriority="66"/>
+    <w:lsdException w:name="Medium Grid 1 Accent 6" w:uiPriority="67"/>
+    <w:lsdException w:name="Medium Grid 2 Accent 6" w:uiPriority="68"/>
+    <w:lsdException w:name="Medium Grid 3 Accent 6" w:uiPriority="69"/>
+    <w:lsdException w:name="Dark List Accent 6" w:uiPriority="70"/>
+    <w:lsdException w:name="Colorful Shading Accent 6" w:uiPriority="71"/>
+    <w:lsdException w:name="Colorful List Accent 6" w:uiPriority="72"/>
+    <w:lsdException w:name="Colorful Grid Accent 6" w:uiPriority="73"/>
+    <w:lsdException w:name="Subtle Emphasis" w:uiPriority="19" w:qFormat="1"/>
+    <w:lsdException w:name="Intense Emphasis" w:uiPriority="21" w:qFormat="1"/>
+    <w:lsdException w:name="Subtle Reference" w:uiPriority="31" w:qFormat="1"/>
+    <w:lsdException w:name="Intense Reference" w:uiPriority="32" w:qFormat="1"/>
+    <w:lsdException w:name="Book Title" w:uiPriority="33" w:qFormat="1"/>
+    <w:lsdException w:name="Bibliography" w:semiHidden="1" w:uiPriority="37" w:unhideWhenUsed="1"/>
+    <w:lsdException w:name="TOC Heading" w:semiHidden="1" w:uiPriority="39" w:unhideWhenUsed="1" w:qFormat="1"/>
+    <w:lsdException w:name="Plain Table 1" w:uiPriority="41"/>
+    <w:lsdException w:name="Plain Table 2" w:uiPriority="42"/>
+    <w:lsdException w:name="Plain Table 3" w:uiPriority="43"/>
+    <w:lsdException w:name="Plain Table 4" w:uiPriority="44"/>
+    <w:lsdException w:name="Plain Table 5" w:uiPriority="45"/>
+    <w:lsdException w:name="Grid Table Light" w:uiPriority="40"/>
+    <w:lsdException w:name="Grid Table 1 Light" w:uiPriority="46"/>
+    <w:lsdException w:name="Grid Table 2" w:uiPriority="47"/>
+    <w:lsdException w:name="Grid Table 3" w:uiPriority="48"/>
+    <w:lsdException w:name="Grid Table 4" w:uiPriority="49"/>
+    <w:lsdException w:name="Grid Table 5 Dark" w:uiPriority="50"/>
+    <w:lsdException w:name="Grid Table 6 Colorful" w:uiPriority="51"/>
+    <w:lsdException w:name="Grid Table 7 Colorful" w:uiPriority="52"/>
+    <w:lsdException w:name="Grid Table 1 Light Accent 1" w:uiPriority="46"/>
+    <w:lsdException w:name="Grid Table 2 Accent 1" w:uiPriority="47"/>
+    <w:lsdException w:name="Grid Table 3 Accent 1" w:uiPriority="48"/>
+    <w:lsdException w:name="Grid Table 4 Accent 1" w:uiPriority="49"/>
+    <w:lsdException w:name="Grid Table 5 Dark Accent 1" w:uiPriority="50"/>
+    <w:lsdException w:name="Grid Table 6 Colorful Accent 1" w:uiPriority="51"/>
+    <w:lsdException w:name="Grid Table 7 Colorful Accent 1" w:uiPriority="52"/>
+    <w:lsdException w:name="Grid Table 1 Light Accent 2" w:uiPriority="46"/>
+    <w:lsdException w:name="Grid Table 2 Accent 2" w:uiPriority="47"/>
+    <w:lsdException w:name="Grid Table 3 Accent 2" w:uiPriority="48"/>
+    <w:lsdException w:name="Grid Table 4 Accent 2" w:uiPriority="49"/>
+    <w:lsdException w:name="Grid Table 5 Dark Accent 2" w:uiPriority="50"/>
+    <w:lsdException w:name="Grid Table 6 Colorful Accent 2" w:uiPriority="51"/>
+    <w:lsdException w:name="Grid Table 7 Colorful Accent 2" w:uiPriority="52"/>
+    <w:lsdException w:name="Grid Table 1 Light Accent 3" w:uiPriority="46"/>
+    <w:lsdException w:name="Grid Table 2 Accent 3" w:uiPriority="47"/>
+    <w:lsdException w:name="Grid Table 3 Accent 3" w:uiPriority="48"/>
+    <w:lsdException w:name="Grid Table 4 Accent 3" w:uiPriority="49"/>
+    <w:lsdException w:name="Grid Table 5 Dark Accent 3" w:uiPriority="50"/>
+    <w:lsdException w:name="Grid Table 6 Colorful Accent 3" w:uiPriority="51"/>
+    <w:lsdException w:name="Grid Table 7 Colorful Accent 3" w:uiPriority="52"/>
+    <w:lsdException w:name="Grid Table 1 Light Accent 4" w:uiPriority="46"/>
+    <w:lsdException w:name="Grid Table 2 Accent 4" w:uiPriority="47"/>
+    <w:lsdException w:name="Grid Table 3 Accent 4" w:uiPriority="48"/>
+    <w:lsdException w:name="Grid Table 4 Accent 4" w:uiPriority="49"/>
+    <w:lsdException w:name="Grid Table 5 Dark Accent 4" w:uiPriority="50"/>
+    <w:lsdException w:name="Grid Table 6 Colorful Accent 4" w:uiPriority="51"/>
+    <w:lsdException w:name="Grid Table 7 Colorful Accent 4" w:uiPriority="52"/>
+    <w:lsdException w:name="Grid Table 1 Light Accent 5" w:uiPriority="46"/>
+    <w:lsdException w:name="Grid Table 2 Accent 5" w:uiPriority="47"/>
+    <w:lsdException w:name="Grid Table 3 Accent 5" w:uiPriority="48"/>
+    <w:lsdException w:name="Grid Table 4 Accent 5" w:uiPriority="49"/>
+    <w:lsdException w:name="Grid Table 5 Dark Accent 5" w:uiPriority="50"/>
+    <w:lsdException w:name="Grid Table 6 Colorful Accent 5" w:uiPriority="51"/>
+    <w:lsdException w:name="Grid Table 7 Colorful Accent 5" w:uiPriority="52"/>
+    <w:lsdException w:name="Grid Table 1 Light Accent 6" w:uiPriority="46"/>
+    <w:lsdException w:name="Grid Table 2 Accent 6" w:uiPriority="47"/>
+    <w:lsdException w:name="Grid Table 3 Accent 6" w:uiPriority="48"/>
+    <w:lsdException w:name="Grid Table 4 Accent 6" w:uiPriority="49"/>
+    <w:lsdException w:name="Grid Table 5 Dark Accent 6" w:uiPriority="50"/>
+    <w:lsdException w:name="Grid Table 6 Colorful Accent 6" w:uiPriority="51"/>
+    <w:lsdException w:name="Grid Table 7 Colorful Accent 6" w:uiPriority="52"/>
+    <w:lsdException w:name="List Table 1 Light" w:uiPriority="46"/>
+    <w:lsdException w:name="List Table 2" w:uiPriority="47"/>
+    <w:lsdException w:name="List Table 3" w:uiPriority="48"/>
+    <w:lsdException w:name="List Table 4" w:uiPriority="49"/>
+    <w:lsdException w:name="List Table 5 Dark" w:uiPriority="50"/>
+    <w:lsdException w:name="List Table 6 Colorful" w:uiPriority="51"/>
+    <w:lsdException w:name="List Table 7 Colorful" w:uiPriority="52"/>
+    <w:lsdException w:name="List Table 1 Light Accent 1" w:uiPriority="46"/>
+    <w:lsdException w:name="List Table 2 Accent 1" w:uiPriority="47"/>
+    <w:lsdException w:name="List Table 3 Accent 1" w:uiPriority="48"/>
+    <w:lsdException w:name="List Table 4 Accent 1" w:uiPriority="49"/>
+    <w:lsdException w:name="List Table 5 Dark Accent 1" w:uiPriority="50"/>
+    <w:lsdException w:name="List Table 6 Colorful Accent 1" w:uiPriority="51"/>
+    <w:lsdException w:name="List Table 7 Colorful Accent 1" w:uiPriority="52"/>
+    <w:lsdException w:name="List Table 1 Light Accent 2" w:uiPriority="46"/>
+    <w:lsdException w:name="List Table 2 Accent 2" w:uiPriority="47"/>
+    <w:lsdException w:name="List Table 3 Accent 2" w:uiPriority="48"/>
+    <w:lsdException w:name="List Table 4 Accent 2" w:uiPriority="49"/>
+    <w:lsdException w:name="List Table 5 Dark Accent 2" w:uiPriority="50"/>
+    <w:lsdException w:name="List Table 6 Colorful Accent 2" w:uiPriority="51"/>
+    <w:lsdException w:name="List Table 7 Colorful Accent 2" w:uiPriority="52"/>
+    <w:lsdException w:name="List Table 1 Light Accent 3" w:uiPriority="46"/>
+    <w:lsdException w:name="List Table 2 Accent 3" w:uiPriority="47"/>
+    <w:lsdException w:name="List Table 3 Accent 3" w:uiPriority="48"/>
+    <w:lsdException w:name="List Table 4 Accent 3" w:uiPriority="49"/>
+    <w:lsdException w:name="List Table 5 Dark Accent 3" w:uiPriority="50"/>
+    <w:lsdException w:name="List Table 6 Colorful Accent 3" w:uiPriority="51"/>
+    <w:lsdException w:name="List Table 7 Colorful Accent 3" w:uiPriority="52"/>
+    <w:lsdException w:name="List Table 1 Light Accent 4" w:uiPriority="46"/>
+    <w:lsdException w:name="List Table 2 Accent 4" w:uiPriority="47"/>
+    <w:lsdException w:name="List Table 3 Accent 4" w:uiPriority="48"/>
+    <w:lsdException w:name="List Table 4 Accent 4" w:uiPriority="49"/>
+    <w:lsdException w:name="List Table 5 Dark Accent 4" w:uiPriority="50"/>
+    <w:lsdException w:name="List Table 6 Colorful Accent 4" w:uiPriority="51"/>
+    <w:lsdException w:name="List Table 7 Colorful Accent 4" w:uiPriority="52"/>
+    <w:lsdException w:name="List Table 1 Light Accent 5" w:uiPriority="46"/>
+    <w:lsdException w:name="List Table 2 Accent 5" w:uiPriority="47"/>
+    <w:lsdException w:name="List Table 3 Accent 5" w:uiPriority="48"/>
+    <w:lsdException w:name="List Table 4 Accent 5" w:uiPriority="49"/>
+    <w:lsdException w:name="List Table 5 Dark Accent 5" w:uiPriority="50"/>
+    <w:lsdException w:name="List Table 6 Colorful Accent 5" w:uiPriority="51"/>
+    <w:lsdException w:name="List Table 7 Colorful Accent 5" w:uiPriority="52"/>
+    <w:lsdException w:name="List Table 1 Light Accent 6" w:uiPriority="46"/>
+    <w:lsdException w:name="List Table 2 Accent 6" w:uiPriority="47"/>
+    <w:lsdException w:name="List Table 3 Accent 6" w:uiPriority="48"/>
+    <w:lsdException w:name="List Table 4 Accent 6" w:uiPriority="49"/>
+    <w:lsdException w:name="List Table 5 Dark Accent 6" w:uiPriority="50"/>
+    <w:lsdException w:name="List Table 6 Colorful Accent 6" w:uiPriority="51"/>
+    <w:lsdException w:name="List Table 7 Colorful Accent 6" w:uiPriority="52"/>
+    <w:lsdException w:name="Mention" w:semiHidden="1" w:uiPriority="99" w:unhideWhenUsed="1"/>
+    <w:lsdException w:name="Smart Hyperlink" w:semiHidden="1" w:uiPriority="99" w:unhideWhenUsed="1"/>
+    <w:lsdException w:name="Hashtag" w:semiHidden="1" w:uiPriority="99" w:unhideWhenUsed="1"/>
+    <w:lsdException w:name="Unresolved Mention" w:semiHidden="1" w:uiPriority="99" w:unhideWhenUsed="1"/>
+    <w:lsdException w:name="Smart Link" w:semiHidden="1" w:uiPriority="99" w:unhideWhenUsed="1"/>
   </w:latentStyles>
-  <w:style w:type="paragraph" w:default="1" w:styleId="1">
+  <w:style w:type="paragraph" w:default="1" w:styleId="a">
     <w:name w:val="Normal"/>
     <w:qFormat/>
-    <w:uiPriority w:val="0"/>
     <w:pPr>
       <w:widowControl w:val="0"/>
       <w:jc w:val="both"/>
     </w:pPr>
     <w:rPr>
-      <w:rFonts w:ascii="Times New Roman" w:hAnsi="Times New Roman" w:eastAsia="宋体" w:cs="Times New Roman"/>
       <w:kern w:val="2"/>
       <w:sz w:val="21"/>
       <w:szCs w:val="24"/>
-      <w:lang w:val="en-US" w:eastAsia="zh-CN" w:bidi="ar-SA"/>
     </w:rPr>
   </w:style>
-  <w:style w:type="character" w:default="1" w:styleId="6">
+  <w:style w:type="character" w:default="1" w:styleId="a0">
     <w:name w:val="Default Paragraph Font"/>
+    <w:uiPriority w:val="1"/>
     <w:semiHidden/>
     <w:unhideWhenUsed/>
-    <w:qFormat/>
-    <w:uiPriority w:val="1"/>
   </w:style>
-  <w:style w:type="table" w:default="1" w:styleId="5">
+  <w:style w:type="table" w:default="1" w:styleId="a1">
     <w:name w:val="Normal Table"/>
+    <w:uiPriority w:val="99"/>
     <w:semiHidden/>
     <w:unhideWhenUsed/>
-    <w:qFormat/>
-    <w:uiPriority w:val="99"/>
     <w:tblPr>
+      <w:tblInd w:w="0" w:type="dxa"/>
       <w:tblCellMar>
         <w:top w:w="0" w:type="dxa"/>
         <w:left w:w="108" w:type="dxa"/>
@@ -3169,23 +3364,27 @@
       </w:tblCellMar>
     </w:tblPr>
   </w:style>
-  <w:style w:type="paragraph" w:styleId="2">
+  <w:style w:type="numbering" w:default="1" w:styleId="a2">
+    <w:name w:val="No List"/>
+    <w:uiPriority w:val="99"/>
+    <w:semiHidden/>
+    <w:unhideWhenUsed/>
+  </w:style>
+  <w:style w:type="paragraph" w:styleId="a3">
     <w:name w:val="Balloon Text"/>
-    <w:basedOn w:val="1"/>
-    <w:link w:val="7"/>
+    <w:basedOn w:val="a"/>
+    <w:link w:val="a4"/>
     <w:qFormat/>
-    <w:uiPriority w:val="0"/>
     <w:rPr>
       <w:sz w:val="18"/>
       <w:szCs w:val="18"/>
     </w:rPr>
   </w:style>
-  <w:style w:type="paragraph" w:styleId="3">
+  <w:style w:type="paragraph" w:styleId="a5">
     <w:name w:val="footer"/>
-    <w:basedOn w:val="1"/>
-    <w:link w:val="8"/>
+    <w:basedOn w:val="a"/>
+    <w:link w:val="a6"/>
     <w:qFormat/>
-    <w:uiPriority w:val="0"/>
     <w:pPr>
       <w:tabs>
         <w:tab w:val="center" w:pos="4153"/>
@@ -3199,15 +3398,14 @@
       <w:szCs w:val="18"/>
     </w:rPr>
   </w:style>
-  <w:style w:type="paragraph" w:styleId="4">
+  <w:style w:type="paragraph" w:styleId="a7">
     <w:name w:val="header"/>
-    <w:basedOn w:val="1"/>
-    <w:link w:val="9"/>
+    <w:basedOn w:val="a"/>
+    <w:link w:val="a8"/>
     <w:qFormat/>
-    <w:uiPriority w:val="0"/>
     <w:pPr>
       <w:pBdr>
-        <w:bottom w:val="single" w:color="auto" w:sz="6" w:space="1"/>
+        <w:bottom w:val="single" w:sz="6" w:space="1" w:color="auto"/>
       </w:pBdr>
       <w:tabs>
         <w:tab w:val="center" w:pos="4153"/>
@@ -3221,11 +3419,10 @@
       <w:szCs w:val="18"/>
     </w:rPr>
   </w:style>
-  <w:style w:type="character" w:customStyle="1" w:styleId="7">
+  <w:style w:type="character" w:customStyle="1" w:styleId="a4">
     <w:name w:val="批注框文本 字符"/>
-    <w:link w:val="2"/>
+    <w:link w:val="a3"/>
     <w:qFormat/>
-    <w:uiPriority w:val="0"/>
     <w:rPr>
       <w:rFonts w:ascii="Times New Roman" w:hAnsi="Times New Roman"/>
       <w:kern w:val="2"/>
@@ -3233,11 +3430,10 @@
       <w:szCs w:val="18"/>
     </w:rPr>
   </w:style>
-  <w:style w:type="character" w:customStyle="1" w:styleId="8">
+  <w:style w:type="character" w:customStyle="1" w:styleId="a6">
     <w:name w:val="页脚 字符"/>
-    <w:link w:val="3"/>
+    <w:link w:val="a5"/>
     <w:qFormat/>
-    <w:uiPriority w:val="0"/>
     <w:rPr>
       <w:rFonts w:ascii="Times New Roman" w:hAnsi="Times New Roman"/>
       <w:kern w:val="2"/>
@@ -3245,11 +3441,10 @@
       <w:szCs w:val="18"/>
     </w:rPr>
   </w:style>
-  <w:style w:type="character" w:customStyle="1" w:styleId="9">
+  <w:style w:type="character" w:customStyle="1" w:styleId="a8">
     <w:name w:val="页眉 字符"/>
-    <w:link w:val="4"/>
+    <w:link w:val="a7"/>
     <w:qFormat/>
-    <w:uiPriority w:val="0"/>
     <w:rPr>
       <w:rFonts w:ascii="Times New Roman" w:hAnsi="Times New Roman"/>
       <w:kern w:val="2"/>
@@ -3532,6 +3727,7 @@
       </a:style>
     </a:lnDef>
   </a:objectDefaults>
+  <a:extraClrSchemeLst/>
 </a:theme>
 </file>
 
@@ -3558,6 +3754,8 @@
 
 <file path=customXml/itemProps2.xml><?xml version="1.0" encoding="utf-8"?>
 <ds:datastoreItem xmlns:ds="http://schemas.openxmlformats.org/officeDocument/2006/customXml" ds:itemID="{89C3A7D7-5C72-46BB-AFB0-7D29E135E417}">
-  <ds:schemaRefs/>
+  <ds:schemaRefs>
+    <ds:schemaRef ds:uri="http://schemas.openxmlformats.org/officeDocument/2006/bibliography"/>
+  </ds:schemaRefs>
 </ds:datastoreItem>
 </file>